--- a/docs/Project_Documentation.docx
+++ b/docs/Project_Documentation.docx
@@ -57,25 +57,7 @@
           <w:sz w:val="24"/>
           <w:szCs w:val="24"/>
         </w:rPr>
-        <w:t xml:space="preserve">Drew </w:t>
-      </w:r>
-      <w:proofErr w:type="gramStart"/>
-      <w:r>
-        <w:rPr>
-          <w:color w:val="444444"/>
-          <w:sz w:val="24"/>
-          <w:szCs w:val="24"/>
-        </w:rPr>
-        <w:t>Nunnally  |</w:t>
-      </w:r>
-      <w:proofErr w:type="gramEnd"/>
-      <w:r>
-        <w:rPr>
-          <w:color w:val="444444"/>
-          <w:sz w:val="24"/>
-          <w:szCs w:val="24"/>
-        </w:rPr>
-        <w:t xml:space="preserve">  Spring 2026</w:t>
+        <w:t>Drew Nunnally  |  Spring 2026</w:t>
       </w:r>
     </w:p>
     <w:p/>
@@ -131,7 +113,6 @@
             <w:pPr>
               <w:jc w:val="center"/>
             </w:pPr>
-            <w:proofErr w:type="spellStart"/>
             <w:r>
               <w:rPr>
                 <w:b/>
@@ -141,7 +122,6 @@
               </w:rPr>
               <w:t>Streamlit</w:t>
             </w:r>
-            <w:proofErr w:type="spellEnd"/>
           </w:p>
         </w:tc>
         <w:tc>
@@ -261,7 +241,6 @@
             <w:pPr>
               <w:jc w:val="center"/>
             </w:pPr>
-            <w:proofErr w:type="spellStart"/>
             <w:r>
               <w:rPr>
                 <w:b/>
@@ -269,17 +248,7 @@
                 <w:sz w:val="18"/>
                 <w:szCs w:val="18"/>
               </w:rPr>
-              <w:t>Supabase</w:t>
-            </w:r>
-            <w:proofErr w:type="spellEnd"/>
-            <w:r>
-              <w:rPr>
-                <w:b/>
-                <w:bCs/>
-                <w:sz w:val="18"/>
-                <w:szCs w:val="18"/>
-              </w:rPr>
-              <w:t xml:space="preserve"> PostgreSQL</w:t>
+              <w:t>Supabase PostgreSQL</w:t>
             </w:r>
           </w:p>
         </w:tc>
@@ -301,31 +270,7 @@
     </w:p>
     <w:p>
       <w:r>
-        <w:t>The Realty Income Financial Assistant is a multi-</w:t>
-      </w:r>
-      <w:proofErr w:type="gramStart"/>
-      <w:r>
-        <w:t>cloud,</w:t>
-      </w:r>
-      <w:proofErr w:type="gramEnd"/>
-      <w:r>
-        <w:t xml:space="preserve"> multi-AI web application built with </w:t>
-      </w:r>
-      <w:proofErr w:type="spellStart"/>
-      <w:r>
-        <w:t>Streamlit</w:t>
-      </w:r>
-      <w:proofErr w:type="spellEnd"/>
-      <w:r>
-        <w:t xml:space="preserve">. It provides financial analysis, ML-powered predictions, and natural language Q&amp;A capabilities for Realty Income Corporation (NYSE: </w:t>
-      </w:r>
-      <w:proofErr w:type="gramStart"/>
-      <w:r>
-        <w:t>O) —</w:t>
-      </w:r>
-      <w:proofErr w:type="gramEnd"/>
-      <w:r>
-        <w:t xml:space="preserve"> a publicly traded REIT.</w:t>
+        <w:t>The Realty Income Financial Assistant is a multi-cloud, multi-AI web application built with Streamlit. It provides financial analysis, ML-powered predictions, and natural language Q&amp;A capabilities for Realty Income Corporation (NYSE: O) — a publicly traded REIT.</w:t>
       </w:r>
     </w:p>
     <w:p/>
@@ -342,13 +287,8 @@
           <w:numId w:val="2"/>
         </w:numPr>
       </w:pPr>
-      <w:proofErr w:type="spellStart"/>
-      <w:r>
-        <w:t>Streamlit</w:t>
-      </w:r>
-      <w:proofErr w:type="spellEnd"/>
-      <w:r>
-        <w:t xml:space="preserve"> — web UI framework</w:t>
+      <w:r>
+        <w:t>Streamlit — web UI framework</w:t>
       </w:r>
     </w:p>
     <w:p>
@@ -384,15 +324,7 @@
         </w:numPr>
       </w:pPr>
       <w:r>
-        <w:t xml:space="preserve">Google Vertex AI ADK (Gemini 2.5 </w:t>
-      </w:r>
-      <w:proofErr w:type="gramStart"/>
-      <w:r>
-        <w:t>Flash) —</w:t>
-      </w:r>
-      <w:proofErr w:type="gramEnd"/>
-      <w:r>
-        <w:t xml:space="preserve"> primary conversational AI agent</w:t>
+        <w:t>Google Vertex AI ADK (Gemini 2.5 Flash) — primary conversational AI agent</w:t>
       </w:r>
     </w:p>
     <w:p>
@@ -403,13 +335,8 @@
           <w:numId w:val="2"/>
         </w:numPr>
       </w:pPr>
-      <w:proofErr w:type="spellStart"/>
-      <w:r>
-        <w:t>Supabase</w:t>
-      </w:r>
-      <w:proofErr w:type="spellEnd"/>
-      <w:r>
-        <w:t xml:space="preserve"> PostgreSQL — cloud database for property and financial data</w:t>
+      <w:r>
+        <w:t>Supabase PostgreSQL — cloud database for property and financial data</w:t>
       </w:r>
     </w:p>
     <w:p/>
@@ -431,25 +358,7 @@
           <w:sz w:val="20"/>
           <w:szCs w:val="20"/>
         </w:rPr>
-        <w:t xml:space="preserve">    </w:t>
-      </w:r>
-      <w:proofErr w:type="spellStart"/>
-      <w:r>
-        <w:rPr>
-          <w:rFonts w:ascii="Courier New" w:eastAsia="Courier New" w:hAnsi="Courier New" w:cs="Courier New"/>
-          <w:sz w:val="20"/>
-          <w:szCs w:val="20"/>
-        </w:rPr>
-        <w:t>streamlit</w:t>
-      </w:r>
-      <w:proofErr w:type="spellEnd"/>
-      <w:r>
-        <w:rPr>
-          <w:rFonts w:ascii="Courier New" w:eastAsia="Courier New" w:hAnsi="Courier New" w:cs="Courier New"/>
-          <w:sz w:val="20"/>
-          <w:szCs w:val="20"/>
-        </w:rPr>
-        <w:t xml:space="preserve"> run app.py</w:t>
+        <w:t xml:space="preserve">    streamlit run app.py</w:t>
       </w:r>
     </w:p>
     <w:p/>
@@ -469,15 +378,7 @@
     </w:p>
     <w:p>
       <w:r>
-        <w:t xml:space="preserve">All files live under the </w:t>
-      </w:r>
-      <w:proofErr w:type="gramStart"/>
-      <w:r>
-        <w:t>financial-assistant</w:t>
-      </w:r>
-      <w:proofErr w:type="gramEnd"/>
-      <w:r>
-        <w:t>/ root directory.</w:t>
+        <w:t>All files live under the financial-assistant/ root directory.</w:t>
       </w:r>
     </w:p>
     <w:p/>
@@ -732,23 +633,7 @@
                 <w:sz w:val="18"/>
                 <w:szCs w:val="18"/>
               </w:rPr>
-              <w:t xml:space="preserve">Main </w:t>
-            </w:r>
-            <w:proofErr w:type="spellStart"/>
-            <w:r>
-              <w:rPr>
-                <w:sz w:val="18"/>
-                <w:szCs w:val="18"/>
-              </w:rPr>
-              <w:t>Streamlit</w:t>
-            </w:r>
-            <w:proofErr w:type="spellEnd"/>
-            <w:r>
-              <w:rPr>
-                <w:sz w:val="18"/>
-                <w:szCs w:val="18"/>
-              </w:rPr>
-              <w:t xml:space="preserve"> app. Renders all 4 tabs, calls SageMaker endpoints, falls back to local models, calls Bedrock and Vertex AI.</w:t>
+              <w:t>Main Streamlit app. Renders all 4 tabs, calls SageMaker endpoints, falls back to local models, calls Bedrock and Vertex AI.</w:t>
             </w:r>
           </w:p>
         </w:tc>
@@ -770,21 +655,12 @@
             </w:tcMar>
           </w:tcPr>
           <w:p>
-            <w:proofErr w:type="spellStart"/>
-            <w:r>
-              <w:rPr>
-                <w:sz w:val="18"/>
-                <w:szCs w:val="18"/>
-              </w:rPr>
-              <w:t>Streamlit</w:t>
-            </w:r>
-            <w:proofErr w:type="spellEnd"/>
-            <w:r>
-              <w:rPr>
-                <w:sz w:val="18"/>
-                <w:szCs w:val="18"/>
-              </w:rPr>
-              <w:t>, AWS, GCP</w:t>
+            <w:r>
+              <w:rPr>
+                <w:sz w:val="18"/>
+                <w:szCs w:val="18"/>
+              </w:rPr>
+              <w:t>Streamlit, AWS, GCP</w:t>
             </w:r>
           </w:p>
         </w:tc>
@@ -950,7 +826,6 @@
             </w:tcMar>
           </w:tcPr>
           <w:p>
-            <w:proofErr w:type="gramStart"/>
             <w:r>
               <w:rPr>
                 <w:rFonts w:ascii="Courier New" w:eastAsia="Courier New" w:hAnsi="Courier New" w:cs="Courier New"/>
@@ -959,7 +834,6 @@
               </w:rPr>
               <w:t>.env</w:t>
             </w:r>
-            <w:proofErr w:type="gramEnd"/>
           </w:p>
         </w:tc>
         <w:tc>
@@ -985,23 +859,7 @@
                 <w:sz w:val="18"/>
                 <w:szCs w:val="18"/>
               </w:rPr>
-              <w:t xml:space="preserve">API keys and credentials (not in git). Contains AWS keys, Google API key, </w:t>
-            </w:r>
-            <w:proofErr w:type="spellStart"/>
-            <w:r>
-              <w:rPr>
-                <w:sz w:val="18"/>
-                <w:szCs w:val="18"/>
-              </w:rPr>
-              <w:t>Supabase</w:t>
-            </w:r>
-            <w:proofErr w:type="spellEnd"/>
-            <w:r>
-              <w:rPr>
-                <w:sz w:val="18"/>
-                <w:szCs w:val="18"/>
-              </w:rPr>
-              <w:t xml:space="preserve"> DB connection string.</w:t>
+              <w:t>API keys and credentials (not in git). Contains AWS keys, Google API key, Supabase DB connection string.</w:t>
             </w:r>
           </w:p>
         </w:tc>
@@ -1274,55 +1132,7 @@
                 <w:sz w:val="18"/>
                 <w:szCs w:val="18"/>
               </w:rPr>
-              <w:t xml:space="preserve">AWS Bedrock client. Provides </w:t>
-            </w:r>
-            <w:proofErr w:type="gramStart"/>
-            <w:r>
-              <w:rPr>
-                <w:sz w:val="18"/>
-                <w:szCs w:val="18"/>
-              </w:rPr>
-              <w:t>summarize(</w:t>
-            </w:r>
-            <w:proofErr w:type="gramEnd"/>
-            <w:r>
-              <w:rPr>
-                <w:sz w:val="18"/>
-                <w:szCs w:val="18"/>
-              </w:rPr>
-              <w:t xml:space="preserve">) and </w:t>
-            </w:r>
-            <w:proofErr w:type="spellStart"/>
-            <w:r>
-              <w:rPr>
-                <w:sz w:val="18"/>
-                <w:szCs w:val="18"/>
-              </w:rPr>
-              <w:t>fallback_</w:t>
-            </w:r>
-            <w:proofErr w:type="gramStart"/>
-            <w:r>
-              <w:rPr>
-                <w:sz w:val="18"/>
-                <w:szCs w:val="18"/>
-              </w:rPr>
-              <w:t>answer</w:t>
-            </w:r>
-            <w:proofErr w:type="spellEnd"/>
-            <w:r>
-              <w:rPr>
-                <w:sz w:val="18"/>
-                <w:szCs w:val="18"/>
-              </w:rPr>
-              <w:t>(</w:t>
-            </w:r>
-            <w:proofErr w:type="gramEnd"/>
-            <w:r>
-              <w:rPr>
-                <w:sz w:val="18"/>
-                <w:szCs w:val="18"/>
-              </w:rPr>
-              <w:t>) using Amazon Nova Micro. Used in the Financials tab and as chat fallback when Vertex AI fails.</w:t>
+              <w:t>AWS Bedrock client. Provides summarize() and fallback_answer() using Amazon Nova Micro. Used in the Financials tab and as chat fallback when Vertex AI fails.</w:t>
             </w:r>
           </w:p>
         </w:tc>
@@ -1439,103 +1249,7 @@
                 <w:sz w:val="18"/>
                 <w:szCs w:val="18"/>
               </w:rPr>
-              <w:t xml:space="preserve">Tool functions for the Vertex AI agent. Six tools: </w:t>
-            </w:r>
-            <w:proofErr w:type="spellStart"/>
-            <w:r>
-              <w:rPr>
-                <w:sz w:val="18"/>
-                <w:szCs w:val="18"/>
-              </w:rPr>
-              <w:t>get_annual_financials</w:t>
-            </w:r>
-            <w:proofErr w:type="spellEnd"/>
-            <w:r>
-              <w:rPr>
-                <w:sz w:val="18"/>
-                <w:szCs w:val="18"/>
-              </w:rPr>
-              <w:t xml:space="preserve">, </w:t>
-            </w:r>
-            <w:proofErr w:type="spellStart"/>
-            <w:r>
-              <w:rPr>
-                <w:sz w:val="18"/>
-                <w:szCs w:val="18"/>
-              </w:rPr>
-              <w:t>get_financial_summary</w:t>
-            </w:r>
-            <w:proofErr w:type="spellEnd"/>
-            <w:r>
-              <w:rPr>
-                <w:sz w:val="18"/>
-                <w:szCs w:val="18"/>
-              </w:rPr>
-              <w:t xml:space="preserve">, </w:t>
-            </w:r>
-            <w:proofErr w:type="spellStart"/>
-            <w:r>
-              <w:rPr>
-                <w:sz w:val="18"/>
-                <w:szCs w:val="18"/>
-              </w:rPr>
-              <w:t>search_press_releases</w:t>
-            </w:r>
-            <w:proofErr w:type="spellEnd"/>
-            <w:r>
-              <w:rPr>
-                <w:sz w:val="18"/>
-                <w:szCs w:val="18"/>
-              </w:rPr>
-              <w:t xml:space="preserve">, </w:t>
-            </w:r>
-            <w:proofErr w:type="spellStart"/>
-            <w:r>
-              <w:rPr>
-                <w:sz w:val="18"/>
-                <w:szCs w:val="18"/>
-              </w:rPr>
-              <w:t>get_recent_news</w:t>
-            </w:r>
-            <w:proofErr w:type="spellEnd"/>
-            <w:r>
-              <w:rPr>
-                <w:sz w:val="18"/>
-                <w:szCs w:val="18"/>
-              </w:rPr>
-              <w:t xml:space="preserve">, </w:t>
-            </w:r>
-            <w:proofErr w:type="spellStart"/>
-            <w:r>
-              <w:rPr>
-                <w:sz w:val="18"/>
-                <w:szCs w:val="18"/>
-              </w:rPr>
-              <w:t>get_properties</w:t>
-            </w:r>
-            <w:proofErr w:type="spellEnd"/>
-            <w:r>
-              <w:rPr>
-                <w:sz w:val="18"/>
-                <w:szCs w:val="18"/>
-              </w:rPr>
-              <w:t xml:space="preserve">, </w:t>
-            </w:r>
-            <w:proofErr w:type="spellStart"/>
-            <w:r>
-              <w:rPr>
-                <w:sz w:val="18"/>
-                <w:szCs w:val="18"/>
-              </w:rPr>
-              <w:t>get_property_financials</w:t>
-            </w:r>
-            <w:proofErr w:type="spellEnd"/>
-            <w:r>
-              <w:rPr>
-                <w:sz w:val="18"/>
-                <w:szCs w:val="18"/>
-              </w:rPr>
-              <w:t>.</w:t>
+              <w:t>Tool functions for the Vertex AI agent. Six tools: get_annual_financials, get_financial_summary, search_press_releases, get_recent_news, get_properties, get_property_financials.</w:t>
             </w:r>
           </w:p>
         </w:tc>
@@ -1620,7 +1334,6 @@
             </w:tcMar>
           </w:tcPr>
           <w:p>
-            <w:proofErr w:type="spellStart"/>
             <w:r>
               <w:rPr>
                 <w:b/>
@@ -1629,18 +1342,7 @@
                 <w:sz w:val="20"/>
                 <w:szCs w:val="20"/>
               </w:rPr>
-              <w:t>data_sources</w:t>
-            </w:r>
-            <w:proofErr w:type="spellEnd"/>
-            <w:r>
-              <w:rPr>
-                <w:b/>
-                <w:bCs/>
-                <w:color w:val="1F497D"/>
-                <w:sz w:val="20"/>
-                <w:szCs w:val="20"/>
-              </w:rPr>
-              <w:t>/</w:t>
+              <w:t>data_sources/</w:t>
             </w:r>
           </w:p>
         </w:tc>
@@ -1703,41 +1405,7 @@
                 <w:sz w:val="18"/>
                 <w:szCs w:val="18"/>
               </w:rPr>
-              <w:t xml:space="preserve">Pulls Realty Income annual financials (revenue, net income) from the SEC EDGAR public API using Realty Income's CIK number. Saves results to </w:t>
-            </w:r>
-            <w:proofErr w:type="spellStart"/>
-            <w:proofErr w:type="gramStart"/>
-            <w:r>
-              <w:rPr>
-                <w:sz w:val="18"/>
-                <w:szCs w:val="18"/>
-              </w:rPr>
-              <w:t>realty</w:t>
-            </w:r>
-            <w:proofErr w:type="gramEnd"/>
-            <w:r>
-              <w:rPr>
-                <w:sz w:val="18"/>
-                <w:szCs w:val="18"/>
-              </w:rPr>
-              <w:t>_income_</w:t>
-            </w:r>
-            <w:proofErr w:type="gramStart"/>
-            <w:r>
-              <w:rPr>
-                <w:sz w:val="18"/>
-                <w:szCs w:val="18"/>
-              </w:rPr>
-              <w:t>financials.json</w:t>
-            </w:r>
-            <w:proofErr w:type="spellEnd"/>
-            <w:proofErr w:type="gramEnd"/>
-            <w:r>
-              <w:rPr>
-                <w:sz w:val="18"/>
-                <w:szCs w:val="18"/>
-              </w:rPr>
-              <w:t>.</w:t>
+              <w:t>Pulls Realty Income annual financials (revenue, net income) from the SEC EDGAR public API using Realty Income's CIK number. Saves results to realty_income_financials.json.</w:t>
             </w:r>
           </w:p>
         </w:tc>
@@ -1821,34 +1489,14 @@
             </w:tcMar>
           </w:tcPr>
           <w:p>
-            <w:proofErr w:type="spellStart"/>
             <w:r>
               <w:rPr>
                 <w:rFonts w:ascii="Courier New" w:eastAsia="Courier New" w:hAnsi="Courier New" w:cs="Courier New"/>
                 <w:sz w:val="17"/>
                 <w:szCs w:val="17"/>
               </w:rPr>
-              <w:t>data_sources</w:t>
-            </w:r>
-            <w:proofErr w:type="spellEnd"/>
-            <w:r>
-              <w:rPr>
-                <w:rFonts w:ascii="Courier New" w:eastAsia="Courier New" w:hAnsi="Courier New" w:cs="Courier New"/>
-                <w:sz w:val="17"/>
-                <w:szCs w:val="17"/>
-              </w:rPr>
-              <w:t>/</w:t>
-            </w:r>
-            <w:proofErr w:type="spellStart"/>
-            <w:r>
-              <w:rPr>
-                <w:rFonts w:ascii="Courier New" w:eastAsia="Courier New" w:hAnsi="Courier New" w:cs="Courier New"/>
-                <w:sz w:val="17"/>
-                <w:szCs w:val="17"/>
-              </w:rPr>
-              <w:t>realty_income_financials.json</w:t>
-            </w:r>
-            <w:proofErr w:type="spellEnd"/>
+              <w:t>data_sources/realty_income_financials.json</w:t>
+            </w:r>
           </w:p>
         </w:tc>
         <w:tc>
@@ -1874,29 +1522,7 @@
                 <w:sz w:val="18"/>
                 <w:szCs w:val="18"/>
               </w:rPr>
-              <w:t xml:space="preserve">Cached SEC financial data. JSON </w:t>
-            </w:r>
-            <w:proofErr w:type="gramStart"/>
-            <w:r>
-              <w:rPr>
-                <w:sz w:val="18"/>
-                <w:szCs w:val="18"/>
-              </w:rPr>
-              <w:t>file</w:t>
-            </w:r>
-            <w:proofErr w:type="gramEnd"/>
-            <w:r>
-              <w:rPr>
-                <w:sz w:val="18"/>
-                <w:szCs w:val="18"/>
-              </w:rPr>
-              <w:t xml:space="preserve"> with revenue and net income by year. Used by </w:t>
-            </w:r>
-            <w:r>
-              <w:rPr>
-                <w:sz w:val="18"/>
-                <w:szCs w:val="18"/>
-              </w:rPr>
+              <w:t xml:space="preserve">Cached SEC financial data. JSON file with revenue and net income by year. Used by </w:t>
               <w:lastRenderedPageBreak/>
               <w:t>the Financials tab and the chat agent.</w:t>
             </w:r>
@@ -2016,32 +1642,7 @@
                 <w:sz w:val="18"/>
                 <w:szCs w:val="18"/>
               </w:rPr>
-              <w:t xml:space="preserve">Client for searching press releases stored in </w:t>
-            </w:r>
-            <w:proofErr w:type="spellStart"/>
-            <w:r>
-              <w:rPr>
-                <w:sz w:val="18"/>
-                <w:szCs w:val="18"/>
-              </w:rPr>
-              <w:t>press_</w:t>
-            </w:r>
-            <w:proofErr w:type="gramStart"/>
-            <w:r>
-              <w:rPr>
-                <w:sz w:val="18"/>
-                <w:szCs w:val="18"/>
-              </w:rPr>
-              <w:t>releases.json</w:t>
-            </w:r>
-            <w:proofErr w:type="spellEnd"/>
-            <w:proofErr w:type="gramEnd"/>
-            <w:r>
-              <w:rPr>
-                <w:sz w:val="18"/>
-                <w:szCs w:val="18"/>
-              </w:rPr>
-              <w:t>. Supports filtering by keyword, category, and metro area.</w:t>
+              <w:t>Client for searching press releases stored in press_releases.json. Supports filtering by keyword, category, and metro area.</w:t>
             </w:r>
           </w:p>
         </w:tc>
@@ -2117,34 +1718,14 @@
             </w:tcMar>
           </w:tcPr>
           <w:p>
-            <w:proofErr w:type="spellStart"/>
             <w:r>
               <w:rPr>
                 <w:rFonts w:ascii="Courier New" w:eastAsia="Courier New" w:hAnsi="Courier New" w:cs="Courier New"/>
                 <w:sz w:val="17"/>
                 <w:szCs w:val="17"/>
               </w:rPr>
-              <w:t>data_sources</w:t>
-            </w:r>
-            <w:proofErr w:type="spellEnd"/>
-            <w:r>
-              <w:rPr>
-                <w:rFonts w:ascii="Courier New" w:eastAsia="Courier New" w:hAnsi="Courier New" w:cs="Courier New"/>
-                <w:sz w:val="17"/>
-                <w:szCs w:val="17"/>
-              </w:rPr>
-              <w:t>/</w:t>
-            </w:r>
-            <w:proofErr w:type="spellStart"/>
-            <w:r>
-              <w:rPr>
-                <w:rFonts w:ascii="Courier New" w:eastAsia="Courier New" w:hAnsi="Courier New" w:cs="Courier New"/>
-                <w:sz w:val="17"/>
-                <w:szCs w:val="17"/>
-              </w:rPr>
-              <w:t>press_releases.json</w:t>
-            </w:r>
-            <w:proofErr w:type="spellEnd"/>
+              <w:t>data_sources/press_releases.json</w:t>
+            </w:r>
           </w:p>
         </w:tc>
         <w:tc>
@@ -2246,23 +1827,13 @@
             </w:tcMar>
           </w:tcPr>
           <w:p>
-            <w:proofErr w:type="spellStart"/>
             <w:r>
               <w:rPr>
                 <w:rFonts w:ascii="Courier New" w:eastAsia="Courier New" w:hAnsi="Courier New" w:cs="Courier New"/>
                 <w:sz w:val="17"/>
                 <w:szCs w:val="17"/>
               </w:rPr>
-              <w:t>data_sources</w:t>
-            </w:r>
-            <w:proofErr w:type="spellEnd"/>
-            <w:r>
-              <w:rPr>
-                <w:rFonts w:ascii="Courier New" w:eastAsia="Courier New" w:hAnsi="Courier New" w:cs="Courier New"/>
-                <w:sz w:val="17"/>
-                <w:szCs w:val="17"/>
-              </w:rPr>
-              <w:t>/bank-full.csv</w:t>
+              <w:t>data_sources/bank-full.csv</w:t>
             </w:r>
           </w:p>
         </w:tc>
@@ -2289,23 +1860,7 @@
                 <w:sz w:val="18"/>
                 <w:szCs w:val="18"/>
               </w:rPr>
-              <w:t xml:space="preserve">Raw Bank Marketing dataset </w:t>
-            </w:r>
-            <w:proofErr w:type="gramStart"/>
-            <w:r>
-              <w:rPr>
-                <w:sz w:val="18"/>
-                <w:szCs w:val="18"/>
-              </w:rPr>
-              <w:t>used</w:t>
-            </w:r>
-            <w:proofErr w:type="gramEnd"/>
-            <w:r>
-              <w:rPr>
-                <w:sz w:val="18"/>
-                <w:szCs w:val="18"/>
-              </w:rPr>
-              <w:t xml:space="preserve"> to train the logistic regression model.</w:t>
+              <w:t>Raw Bank Marketing dataset used to train the logistic regression model.</w:t>
             </w:r>
           </w:p>
         </w:tc>
@@ -2461,87 +2016,7 @@
                 <w:sz w:val="18"/>
                 <w:szCs w:val="18"/>
               </w:rPr>
-              <w:t xml:space="preserve">PostgreSQL client using psycopg2. Connects to </w:t>
-            </w:r>
-            <w:proofErr w:type="spellStart"/>
-            <w:r>
-              <w:rPr>
-                <w:sz w:val="18"/>
-                <w:szCs w:val="18"/>
-              </w:rPr>
-              <w:t>Supabase</w:t>
-            </w:r>
-            <w:proofErr w:type="spellEnd"/>
-            <w:r>
-              <w:rPr>
-                <w:sz w:val="18"/>
-                <w:szCs w:val="18"/>
-              </w:rPr>
-              <w:t xml:space="preserve"> and provides </w:t>
-            </w:r>
-            <w:proofErr w:type="spellStart"/>
-            <w:r>
-              <w:rPr>
-                <w:sz w:val="18"/>
-                <w:szCs w:val="18"/>
-              </w:rPr>
-              <w:t>get_</w:t>
-            </w:r>
-            <w:proofErr w:type="gramStart"/>
-            <w:r>
-              <w:rPr>
-                <w:sz w:val="18"/>
-                <w:szCs w:val="18"/>
-              </w:rPr>
-              <w:t>properties</w:t>
-            </w:r>
-            <w:proofErr w:type="spellEnd"/>
-            <w:r>
-              <w:rPr>
-                <w:sz w:val="18"/>
-                <w:szCs w:val="18"/>
-              </w:rPr>
-              <w:t>(</w:t>
-            </w:r>
-            <w:proofErr w:type="gramEnd"/>
-            <w:r>
-              <w:rPr>
-                <w:sz w:val="18"/>
-                <w:szCs w:val="18"/>
-              </w:rPr>
-              <w:t xml:space="preserve">) and </w:t>
-            </w:r>
-            <w:proofErr w:type="spellStart"/>
-            <w:r>
-              <w:rPr>
-                <w:sz w:val="18"/>
-                <w:szCs w:val="18"/>
-              </w:rPr>
-              <w:t>get_property_</w:t>
-            </w:r>
-            <w:proofErr w:type="gramStart"/>
-            <w:r>
-              <w:rPr>
-                <w:sz w:val="18"/>
-                <w:szCs w:val="18"/>
-              </w:rPr>
-              <w:t>financials</w:t>
-            </w:r>
-            <w:proofErr w:type="spellEnd"/>
-            <w:r>
-              <w:rPr>
-                <w:sz w:val="18"/>
-                <w:szCs w:val="18"/>
-              </w:rPr>
-              <w:t>(</w:t>
-            </w:r>
-            <w:proofErr w:type="gramEnd"/>
-            <w:r>
-              <w:rPr>
-                <w:sz w:val="18"/>
-                <w:szCs w:val="18"/>
-              </w:rPr>
-              <w:t>) query functions.</w:t>
+              <w:t>PostgreSQL client using psycopg2. Connects to Supabase and provides get_properties() and get_property_financials() query functions.</w:t>
             </w:r>
           </w:p>
         </w:tc>
@@ -2563,21 +2038,12 @@
             </w:tcMar>
           </w:tcPr>
           <w:p>
-            <w:proofErr w:type="spellStart"/>
-            <w:r>
-              <w:rPr>
-                <w:sz w:val="18"/>
-                <w:szCs w:val="18"/>
-              </w:rPr>
-              <w:t>Supabase</w:t>
-            </w:r>
-            <w:proofErr w:type="spellEnd"/>
-            <w:r>
-              <w:rPr>
-                <w:sz w:val="18"/>
-                <w:szCs w:val="18"/>
-              </w:rPr>
-              <w:t xml:space="preserve"> PostgreSQL</w:t>
+            <w:r>
+              <w:rPr>
+                <w:sz w:val="18"/>
+                <w:szCs w:val="18"/>
+              </w:rPr>
+              <w:t>Supabase PostgreSQL</w:t>
             </w:r>
           </w:p>
         </w:tc>
@@ -2640,18 +2106,8 @@
                 <w:sz w:val="17"/>
                 <w:szCs w:val="17"/>
               </w:rPr>
-              <w:t>database/</w:t>
-            </w:r>
-            <w:proofErr w:type="spellStart"/>
-            <w:r>
-              <w:rPr>
-                <w:rFonts w:ascii="Courier New" w:eastAsia="Courier New" w:hAnsi="Courier New" w:cs="Courier New"/>
-                <w:sz w:val="17"/>
-                <w:szCs w:val="17"/>
-              </w:rPr>
-              <w:t>schema.sql</w:t>
-            </w:r>
-            <w:proofErr w:type="spellEnd"/>
+              <w:t>database/schema.sql</w:t>
+            </w:r>
           </w:p>
         </w:tc>
         <w:tc>
@@ -2677,9 +2133,28 @@
                 <w:sz w:val="18"/>
                 <w:szCs w:val="18"/>
               </w:rPr>
-              <w:t xml:space="preserve">SQL schema for the </w:t>
-            </w:r>
-            <w:proofErr w:type="spellStart"/>
+              <w:t>SQL schema for the Supabase database. Defines the properties and financials tables and contains all 25 seed properties and 100 financial records.</w:t>
+            </w:r>
+          </w:p>
+        </w:tc>
+        <w:tc>
+          <w:tcPr>
+            <w:tcW w:w="1600" w:type="dxa"/>
+            <w:tcBorders>
+              <w:top w:val="single" w:sz="1" w:space="0" w:color="CCCCCC"/>
+              <w:left w:val="single" w:sz="1" w:space="0" w:color="CCCCCC"/>
+              <w:bottom w:val="single" w:sz="1" w:space="0" w:color="CCCCCC"/>
+              <w:right w:val="single" w:sz="1" w:space="0" w:color="CCCCCC"/>
+            </w:tcBorders>
+            <w:shd w:val="clear" w:color="auto" w:fill="FFFFFF"/>
+            <w:tcMar>
+              <w:top w:w="80" w:type="dxa"/>
+              <w:left w:w="120" w:type="dxa"/>
+              <w:bottom w:w="80" w:type="dxa"/>
+              <w:right w:w="120" w:type="dxa"/>
+            </w:tcMar>
+          </w:tcPr>
+          <w:p>
             <w:r>
               <w:rPr>
                 <w:sz w:val="18"/>
@@ -2687,43 +2162,6 @@
               </w:rPr>
               <w:t>Supabase</w:t>
             </w:r>
-            <w:proofErr w:type="spellEnd"/>
-            <w:r>
-              <w:rPr>
-                <w:sz w:val="18"/>
-                <w:szCs w:val="18"/>
-              </w:rPr>
-              <w:t xml:space="preserve"> database. Defines the properties and financials tables and contains all 25 seed properties and 100 financial records.</w:t>
-            </w:r>
-          </w:p>
-        </w:tc>
-        <w:tc>
-          <w:tcPr>
-            <w:tcW w:w="1600" w:type="dxa"/>
-            <w:tcBorders>
-              <w:top w:val="single" w:sz="1" w:space="0" w:color="CCCCCC"/>
-              <w:left w:val="single" w:sz="1" w:space="0" w:color="CCCCCC"/>
-              <w:bottom w:val="single" w:sz="1" w:space="0" w:color="CCCCCC"/>
-              <w:right w:val="single" w:sz="1" w:space="0" w:color="CCCCCC"/>
-            </w:tcBorders>
-            <w:shd w:val="clear" w:color="auto" w:fill="FFFFFF"/>
-            <w:tcMar>
-              <w:top w:w="80" w:type="dxa"/>
-              <w:left w:w="120" w:type="dxa"/>
-              <w:bottom w:w="80" w:type="dxa"/>
-              <w:right w:w="120" w:type="dxa"/>
-            </w:tcMar>
-          </w:tcPr>
-          <w:p>
-            <w:proofErr w:type="spellStart"/>
-            <w:r>
-              <w:rPr>
-                <w:sz w:val="18"/>
-                <w:szCs w:val="18"/>
-              </w:rPr>
-              <w:t>Supabase</w:t>
-            </w:r>
-            <w:proofErr w:type="spellEnd"/>
           </w:p>
         </w:tc>
         <w:tc>
@@ -2749,23 +2187,7 @@
                 <w:sz w:val="18"/>
                 <w:szCs w:val="18"/>
               </w:rPr>
-              <w:t xml:space="preserve">Run in </w:t>
-            </w:r>
-            <w:proofErr w:type="spellStart"/>
-            <w:r>
-              <w:rPr>
-                <w:sz w:val="18"/>
-                <w:szCs w:val="18"/>
-              </w:rPr>
-              <w:t>Supabase</w:t>
-            </w:r>
-            <w:proofErr w:type="spellEnd"/>
-            <w:r>
-              <w:rPr>
-                <w:sz w:val="18"/>
-                <w:szCs w:val="18"/>
-              </w:rPr>
-              <w:t xml:space="preserve"> SQL Editor to recreate DB</w:t>
+              <w:t>Run in Supabase SQL Editor to recreate DB</w:t>
             </w:r>
           </w:p>
         </w:tc>
@@ -2828,9 +2250,28 @@
                 <w:sz w:val="18"/>
                 <w:szCs w:val="18"/>
               </w:rPr>
-              <w:t xml:space="preserve">Utility script that exports the live </w:t>
-            </w:r>
-            <w:proofErr w:type="spellStart"/>
+              <w:t>Utility script that exports the live Supabase schema to schema.sql. Run once to snapshot the database.</w:t>
+            </w:r>
+          </w:p>
+        </w:tc>
+        <w:tc>
+          <w:tcPr>
+            <w:tcW w:w="1600" w:type="dxa"/>
+            <w:tcBorders>
+              <w:top w:val="single" w:sz="1" w:space="0" w:color="CCCCCC"/>
+              <w:left w:val="single" w:sz="1" w:space="0" w:color="CCCCCC"/>
+              <w:bottom w:val="single" w:sz="1" w:space="0" w:color="CCCCCC"/>
+              <w:right w:val="single" w:sz="1" w:space="0" w:color="CCCCCC"/>
+            </w:tcBorders>
+            <w:shd w:val="clear" w:color="auto" w:fill="FFFFFF"/>
+            <w:tcMar>
+              <w:top w:w="80" w:type="dxa"/>
+              <w:left w:w="120" w:type="dxa"/>
+              <w:bottom w:w="80" w:type="dxa"/>
+              <w:right w:w="120" w:type="dxa"/>
+            </w:tcMar>
+          </w:tcPr>
+          <w:p>
             <w:r>
               <w:rPr>
                 <w:sz w:val="18"/>
@@ -2838,59 +2279,6 @@
               </w:rPr>
               <w:t>Supabase</w:t>
             </w:r>
-            <w:proofErr w:type="spellEnd"/>
-            <w:r>
-              <w:rPr>
-                <w:sz w:val="18"/>
-                <w:szCs w:val="18"/>
-              </w:rPr>
-              <w:t xml:space="preserve"> schema to </w:t>
-            </w:r>
-            <w:proofErr w:type="spellStart"/>
-            <w:r>
-              <w:rPr>
-                <w:sz w:val="18"/>
-                <w:szCs w:val="18"/>
-              </w:rPr>
-              <w:t>schema.sql</w:t>
-            </w:r>
-            <w:proofErr w:type="spellEnd"/>
-            <w:r>
-              <w:rPr>
-                <w:sz w:val="18"/>
-                <w:szCs w:val="18"/>
-              </w:rPr>
-              <w:t>. Run once to snapshot the database.</w:t>
-            </w:r>
-          </w:p>
-        </w:tc>
-        <w:tc>
-          <w:tcPr>
-            <w:tcW w:w="1600" w:type="dxa"/>
-            <w:tcBorders>
-              <w:top w:val="single" w:sz="1" w:space="0" w:color="CCCCCC"/>
-              <w:left w:val="single" w:sz="1" w:space="0" w:color="CCCCCC"/>
-              <w:bottom w:val="single" w:sz="1" w:space="0" w:color="CCCCCC"/>
-              <w:right w:val="single" w:sz="1" w:space="0" w:color="CCCCCC"/>
-            </w:tcBorders>
-            <w:shd w:val="clear" w:color="auto" w:fill="FFFFFF"/>
-            <w:tcMar>
-              <w:top w:w="80" w:type="dxa"/>
-              <w:left w:w="120" w:type="dxa"/>
-              <w:bottom w:w="80" w:type="dxa"/>
-              <w:right w:w="120" w:type="dxa"/>
-            </w:tcMar>
-          </w:tcPr>
-          <w:p>
-            <w:proofErr w:type="spellStart"/>
-            <w:r>
-              <w:rPr>
-                <w:sz w:val="18"/>
-                <w:szCs w:val="18"/>
-              </w:rPr>
-              <w:t>Supabase</w:t>
-            </w:r>
-            <w:proofErr w:type="spellEnd"/>
           </w:p>
         </w:tc>
         <w:tc>
@@ -2979,9 +2367,28 @@
                 <w:sz w:val="18"/>
                 <w:szCs w:val="18"/>
               </w:rPr>
-              <w:t xml:space="preserve">Quick test script to verify the </w:t>
-            </w:r>
-            <w:proofErr w:type="spellStart"/>
+              <w:t>Quick test script to verify the Supabase connection and count rows in both tables.</w:t>
+            </w:r>
+          </w:p>
+        </w:tc>
+        <w:tc>
+          <w:tcPr>
+            <w:tcW w:w="1600" w:type="dxa"/>
+            <w:tcBorders>
+              <w:top w:val="single" w:sz="1" w:space="0" w:color="CCCCCC"/>
+              <w:left w:val="single" w:sz="1" w:space="0" w:color="CCCCCC"/>
+              <w:bottom w:val="single" w:sz="1" w:space="0" w:color="CCCCCC"/>
+              <w:right w:val="single" w:sz="1" w:space="0" w:color="CCCCCC"/>
+            </w:tcBorders>
+            <w:shd w:val="clear" w:color="auto" w:fill="FFFFFF"/>
+            <w:tcMar>
+              <w:top w:w="80" w:type="dxa"/>
+              <w:left w:w="120" w:type="dxa"/>
+              <w:bottom w:w="80" w:type="dxa"/>
+              <w:right w:w="120" w:type="dxa"/>
+            </w:tcMar>
+          </w:tcPr>
+          <w:p>
             <w:r>
               <w:rPr>
                 <w:sz w:val="18"/>
@@ -2989,43 +2396,6 @@
               </w:rPr>
               <w:t>Supabase</w:t>
             </w:r>
-            <w:proofErr w:type="spellEnd"/>
-            <w:r>
-              <w:rPr>
-                <w:sz w:val="18"/>
-                <w:szCs w:val="18"/>
-              </w:rPr>
-              <w:t xml:space="preserve"> connection and count rows in both tables.</w:t>
-            </w:r>
-          </w:p>
-        </w:tc>
-        <w:tc>
-          <w:tcPr>
-            <w:tcW w:w="1600" w:type="dxa"/>
-            <w:tcBorders>
-              <w:top w:val="single" w:sz="1" w:space="0" w:color="CCCCCC"/>
-              <w:left w:val="single" w:sz="1" w:space="0" w:color="CCCCCC"/>
-              <w:bottom w:val="single" w:sz="1" w:space="0" w:color="CCCCCC"/>
-              <w:right w:val="single" w:sz="1" w:space="0" w:color="CCCCCC"/>
-            </w:tcBorders>
-            <w:shd w:val="clear" w:color="auto" w:fill="FFFFFF"/>
-            <w:tcMar>
-              <w:top w:w="80" w:type="dxa"/>
-              <w:left w:w="120" w:type="dxa"/>
-              <w:bottom w:w="80" w:type="dxa"/>
-              <w:right w:w="120" w:type="dxa"/>
-            </w:tcMar>
-          </w:tcPr>
-          <w:p>
-            <w:proofErr w:type="spellStart"/>
-            <w:r>
-              <w:rPr>
-                <w:sz w:val="18"/>
-                <w:szCs w:val="18"/>
-              </w:rPr>
-              <w:t>Supabase</w:t>
-            </w:r>
-            <w:proofErr w:type="spellEnd"/>
           </w:p>
         </w:tc>
         <w:tc>
@@ -3153,39 +2523,7 @@
                 <w:sz w:val="18"/>
                 <w:szCs w:val="18"/>
               </w:rPr>
-              <w:t xml:space="preserve">Local fallback inference for the housing model. Loads </w:t>
-            </w:r>
-            <w:proofErr w:type="spellStart"/>
-            <w:r>
-              <w:rPr>
-                <w:sz w:val="18"/>
-                <w:szCs w:val="18"/>
-              </w:rPr>
-              <w:t>rf_housing.pkl</w:t>
-            </w:r>
-            <w:proofErr w:type="spellEnd"/>
-            <w:r>
-              <w:rPr>
-                <w:sz w:val="18"/>
-                <w:szCs w:val="18"/>
-              </w:rPr>
-              <w:t xml:space="preserve"> from ml/artifacts/ at startup and provides a </w:t>
-            </w:r>
-            <w:proofErr w:type="gramStart"/>
-            <w:r>
-              <w:rPr>
-                <w:sz w:val="18"/>
-                <w:szCs w:val="18"/>
-              </w:rPr>
-              <w:t>predict(</w:t>
-            </w:r>
-            <w:proofErr w:type="gramEnd"/>
-            <w:r>
-              <w:rPr>
-                <w:sz w:val="18"/>
-                <w:szCs w:val="18"/>
-              </w:rPr>
-              <w:t>) function. Used by app.py when SageMaker is unavailable.</w:t>
+              <w:t>Local fallback inference for the housing model. Loads rf_housing.pkl from ml/artifacts/ at startup and provides a predict() function. Used by app.py when SageMaker is unavailable.</w:t>
             </w:r>
           </w:p>
         </w:tc>
@@ -3239,39 +2577,7 @@
                 <w:sz w:val="18"/>
                 <w:szCs w:val="18"/>
               </w:rPr>
-              <w:t xml:space="preserve">Also contains </w:t>
-            </w:r>
-            <w:proofErr w:type="spellStart"/>
-            <w:r>
-              <w:rPr>
-                <w:sz w:val="18"/>
-                <w:szCs w:val="18"/>
-              </w:rPr>
-              <w:t>model_fn</w:t>
-            </w:r>
-            <w:proofErr w:type="spellEnd"/>
-            <w:r>
-              <w:rPr>
-                <w:sz w:val="18"/>
-                <w:szCs w:val="18"/>
-              </w:rPr>
-              <w:t xml:space="preserve"> / </w:t>
-            </w:r>
-            <w:proofErr w:type="spellStart"/>
-            <w:r>
-              <w:rPr>
-                <w:sz w:val="18"/>
-                <w:szCs w:val="18"/>
-              </w:rPr>
-              <w:t>predict_fn</w:t>
-            </w:r>
-            <w:proofErr w:type="spellEnd"/>
-            <w:r>
-              <w:rPr>
-                <w:sz w:val="18"/>
-                <w:szCs w:val="18"/>
-              </w:rPr>
-              <w:t xml:space="preserve"> stubs</w:t>
+              <w:t>Also contains model_fn / predict_fn stubs</w:t>
             </w:r>
           </w:p>
         </w:tc>
@@ -3334,23 +2640,7 @@
                 <w:sz w:val="18"/>
                 <w:szCs w:val="18"/>
               </w:rPr>
-              <w:t xml:space="preserve">Local fallback inference for the bank model. Loads </w:t>
-            </w:r>
-            <w:proofErr w:type="spellStart"/>
-            <w:r>
-              <w:rPr>
-                <w:sz w:val="18"/>
-                <w:szCs w:val="18"/>
-              </w:rPr>
-              <w:t>lr_bank_marketing.pkl</w:t>
-            </w:r>
-            <w:proofErr w:type="spellEnd"/>
-            <w:r>
-              <w:rPr>
-                <w:sz w:val="18"/>
-                <w:szCs w:val="18"/>
-              </w:rPr>
-              <w:t xml:space="preserve"> and encoders from ml/artifacts/ at startup. Used by app.py when SageMaker is unavailable.</w:t>
+              <w:t>Local fallback inference for the bank model. Loads lr_bank_marketing.pkl and encoders from ml/artifacts/ at startup. Used by app.py when SageMaker is unavailable.</w:t>
             </w:r>
           </w:p>
         </w:tc>
@@ -3404,39 +2694,7 @@
                 <w:sz w:val="18"/>
                 <w:szCs w:val="18"/>
               </w:rPr>
-              <w:t xml:space="preserve">Also contains </w:t>
-            </w:r>
-            <w:proofErr w:type="spellStart"/>
-            <w:r>
-              <w:rPr>
-                <w:sz w:val="18"/>
-                <w:szCs w:val="18"/>
-              </w:rPr>
-              <w:t>model_fn</w:t>
-            </w:r>
-            <w:proofErr w:type="spellEnd"/>
-            <w:r>
-              <w:rPr>
-                <w:sz w:val="18"/>
-                <w:szCs w:val="18"/>
-              </w:rPr>
-              <w:t xml:space="preserve"> / </w:t>
-            </w:r>
-            <w:proofErr w:type="spellStart"/>
-            <w:r>
-              <w:rPr>
-                <w:sz w:val="18"/>
-                <w:szCs w:val="18"/>
-              </w:rPr>
-              <w:t>predict_fn</w:t>
-            </w:r>
-            <w:proofErr w:type="spellEnd"/>
-            <w:r>
-              <w:rPr>
-                <w:sz w:val="18"/>
-                <w:szCs w:val="18"/>
-              </w:rPr>
-              <w:t xml:space="preserve"> stubs</w:t>
+              <w:t>Also contains model_fn / predict_fn stubs</w:t>
             </w:r>
           </w:p>
         </w:tc>
@@ -3500,23 +2758,7 @@
                 <w:sz w:val="18"/>
                 <w:szCs w:val="18"/>
               </w:rPr>
-              <w:t xml:space="preserve">Deployment script for AWS </w:t>
-            </w:r>
-            <w:proofErr w:type="spellStart"/>
-            <w:r>
-              <w:rPr>
-                <w:sz w:val="18"/>
-                <w:szCs w:val="18"/>
-              </w:rPr>
-              <w:t>CloudShell</w:t>
-            </w:r>
-            <w:proofErr w:type="spellEnd"/>
-            <w:r>
-              <w:rPr>
-                <w:sz w:val="18"/>
-                <w:szCs w:val="18"/>
-              </w:rPr>
-              <w:t>. Builds sourcedir.tar.gz in memory, uploads to S3, then creates/recreates both SageMaker models, endpoint configs, and endpoints.</w:t>
+              <w:t>Deployment script for AWS CloudShell. Only handles SageMaker setup — creates/recreates both models, endpoint configs, and endpoints. Assumes all 4 tarballs are already uploaded to S3. Run after uploading tarballs from ml/s3_upload/.</w:t>
             </w:r>
           </w:p>
         </w:tc>
@@ -3570,17 +2812,8 @@
                 <w:sz w:val="18"/>
                 <w:szCs w:val="18"/>
               </w:rPr>
-              <w:t xml:space="preserve">Run in AWS </w:t>
-            </w:r>
-            <w:proofErr w:type="spellStart"/>
-            <w:r>
-              <w:rPr>
-                <w:sz w:val="18"/>
-                <w:szCs w:val="18"/>
-              </w:rPr>
-              <w:t>CloudShell</w:t>
-            </w:r>
-            <w:proofErr w:type="spellEnd"/>
+              <w:t>Run in AWS CloudShell</w:t>
+            </w:r>
           </w:p>
         </w:tc>
       </w:tr>
@@ -3615,7 +2848,7 @@
                 <w:sz w:val="17"/>
                 <w:szCs w:val="17"/>
               </w:rPr>
-              <w:t>ml/package_upload.py</w:t>
+              <w:t>ml/create_tarballs.py</w:t>
             </w:r>
           </w:p>
         </w:tc>
@@ -3642,39 +2875,7 @@
                 <w:sz w:val="18"/>
                 <w:szCs w:val="18"/>
               </w:rPr>
-              <w:t xml:space="preserve">Utility to package </w:t>
-            </w:r>
-            <w:proofErr w:type="spellStart"/>
-            <w:r>
-              <w:rPr>
-                <w:sz w:val="18"/>
-                <w:szCs w:val="18"/>
-              </w:rPr>
-              <w:t>pkl</w:t>
-            </w:r>
-            <w:proofErr w:type="spellEnd"/>
-            <w:r>
-              <w:rPr>
-                <w:sz w:val="18"/>
-                <w:szCs w:val="18"/>
-              </w:rPr>
-              <w:t xml:space="preserve"> files into model.tar.gz and upload to S3. Run this if you retrain the models and need to push new </w:t>
-            </w:r>
-            <w:proofErr w:type="spellStart"/>
-            <w:r>
-              <w:rPr>
-                <w:sz w:val="18"/>
-                <w:szCs w:val="18"/>
-              </w:rPr>
-              <w:t>pkl</w:t>
-            </w:r>
-            <w:proofErr w:type="spellEnd"/>
-            <w:r>
-              <w:rPr>
-                <w:sz w:val="18"/>
-                <w:szCs w:val="18"/>
-              </w:rPr>
-              <w:t xml:space="preserve"> files to S3 before redeploying.</w:t>
+              <w:t>Builds all 4 tarballs locally and saves them to ml/s3_upload/ with the correct folder structure and filenames ready for S3. Reads sagemaker_inference_*.py files and bundles them as inference.py inside each sourcedir.tar.gz. Run this whenever you change inference code or retrain models, then upload the output folders to S3 manually.</w:t>
             </w:r>
           </w:p>
         </w:tc>
@@ -3764,18 +2965,8 @@
                 <w:sz w:val="17"/>
                 <w:szCs w:val="17"/>
               </w:rPr>
-              <w:t>ml/artifacts/*.</w:t>
-            </w:r>
-            <w:proofErr w:type="spellStart"/>
-            <w:r>
-              <w:rPr>
-                <w:rFonts w:ascii="Courier New" w:eastAsia="Courier New" w:hAnsi="Courier New" w:cs="Courier New"/>
-                <w:sz w:val="17"/>
-                <w:szCs w:val="17"/>
-              </w:rPr>
-              <w:t>pkl</w:t>
-            </w:r>
-            <w:proofErr w:type="spellEnd"/>
+              <w:t>ml/sagemaker_inference_regression.py</w:t>
+            </w:r>
           </w:p>
         </w:tc>
         <w:tc>
@@ -3801,97 +2992,8 @@
                 <w:sz w:val="18"/>
                 <w:szCs w:val="18"/>
               </w:rPr>
-              <w:t xml:space="preserve">Trained model files: </w:t>
-            </w:r>
-            <w:proofErr w:type="spellStart"/>
-            <w:r>
-              <w:rPr>
-                <w:sz w:val="18"/>
-                <w:szCs w:val="18"/>
-              </w:rPr>
-              <w:t>rf_housing.pkl</w:t>
-            </w:r>
-            <w:proofErr w:type="spellEnd"/>
-            <w:r>
-              <w:rPr>
-                <w:sz w:val="18"/>
-                <w:szCs w:val="18"/>
-              </w:rPr>
-              <w:t xml:space="preserve"> (Random Forest), </w:t>
-            </w:r>
-            <w:proofErr w:type="spellStart"/>
-            <w:r>
-              <w:rPr>
-                <w:sz w:val="18"/>
-                <w:szCs w:val="18"/>
-              </w:rPr>
-              <w:t>rf_housing_scaler.pkl</w:t>
-            </w:r>
-            <w:proofErr w:type="spellEnd"/>
-            <w:r>
-              <w:rPr>
-                <w:sz w:val="18"/>
-                <w:szCs w:val="18"/>
-              </w:rPr>
-              <w:t xml:space="preserve">, </w:t>
-            </w:r>
-            <w:proofErr w:type="spellStart"/>
-            <w:r>
-              <w:rPr>
-                <w:sz w:val="18"/>
-                <w:szCs w:val="18"/>
-              </w:rPr>
-              <w:t>lr_bank_marketing.pkl</w:t>
-            </w:r>
-            <w:proofErr w:type="spellEnd"/>
-            <w:r>
-              <w:rPr>
-                <w:sz w:val="18"/>
-                <w:szCs w:val="18"/>
-              </w:rPr>
-              <w:t xml:space="preserve"> (Logistic Regression), </w:t>
-            </w:r>
-            <w:proofErr w:type="spellStart"/>
-            <w:r>
-              <w:rPr>
-                <w:sz w:val="18"/>
-                <w:szCs w:val="18"/>
-              </w:rPr>
-              <w:t>encoders.pkl</w:t>
-            </w:r>
-            <w:proofErr w:type="spellEnd"/>
-            <w:r>
-              <w:rPr>
-                <w:sz w:val="18"/>
-                <w:szCs w:val="18"/>
-              </w:rPr>
-              <w:t xml:space="preserve">, </w:t>
-            </w:r>
-            <w:proofErr w:type="spellStart"/>
-            <w:r>
-              <w:rPr>
-                <w:sz w:val="18"/>
-                <w:szCs w:val="18"/>
-              </w:rPr>
-              <w:t>features.pkl</w:t>
-            </w:r>
-            <w:proofErr w:type="spellEnd"/>
-            <w:r>
-              <w:rPr>
-                <w:sz w:val="18"/>
-                <w:szCs w:val="18"/>
-              </w:rPr>
-              <w:t xml:space="preserve">, </w:t>
-            </w:r>
-            <w:proofErr w:type="spellStart"/>
-            <w:r>
-              <w:rPr>
-                <w:sz w:val="18"/>
-                <w:szCs w:val="18"/>
-              </w:rPr>
-              <w:t>scaler.pkl</w:t>
-            </w:r>
-            <w:proofErr w:type="spellEnd"/>
+              <w:t>The inference code that actually runs inside the SageMaker container for the housing endpoint. Defines model_fn (loads pkl files) and predict_fn (scales input and runs the Random Forest). Bundled as inference.py inside sourcedir.tar.gz by create_tarballs.py. Not the same as inference_regression.py — that one is the local fallback.</w:t>
+            </w:r>
           </w:p>
         </w:tc>
         <w:tc>
@@ -3917,7 +3019,7 @@
                 <w:sz w:val="18"/>
                 <w:szCs w:val="18"/>
               </w:rPr>
-              <w:t>scikit-learn</w:t>
+              <w:t>AWS SageMaker</w:t>
             </w:r>
           </w:p>
         </w:tc>
@@ -3944,7 +3046,7 @@
                 <w:sz w:val="18"/>
                 <w:szCs w:val="18"/>
               </w:rPr>
-              <w:t>Used locally + uploaded to S3</w:t>
+              <w:t>Bundled into sourcedir.tar.gz</w:t>
             </w:r>
           </w:p>
         </w:tc>
@@ -3980,7 +3082,7 @@
                 <w:sz w:val="17"/>
                 <w:szCs w:val="17"/>
               </w:rPr>
-              <w:t>ml/notebooks/01_regression.ipynb</w:t>
+              <w:t>ml/sagemaker_inference_classification.py</w:t>
             </w:r>
           </w:p>
         </w:tc>
@@ -4002,53 +3104,12 @@
             </w:tcMar>
           </w:tcPr>
           <w:p>
-            <w:proofErr w:type="spellStart"/>
-            <w:r>
-              <w:rPr>
-                <w:sz w:val="18"/>
-                <w:szCs w:val="18"/>
-              </w:rPr>
-              <w:t>Jupyter</w:t>
-            </w:r>
-            <w:proofErr w:type="spellEnd"/>
-            <w:r>
-              <w:rPr>
-                <w:sz w:val="18"/>
-                <w:szCs w:val="18"/>
-              </w:rPr>
-              <w:t xml:space="preserve"> </w:t>
-            </w:r>
-            <w:proofErr w:type="gramStart"/>
-            <w:r>
-              <w:rPr>
-                <w:sz w:val="18"/>
-                <w:szCs w:val="18"/>
-              </w:rPr>
-              <w:t>notebook that</w:t>
-            </w:r>
-            <w:proofErr w:type="gramEnd"/>
-            <w:r>
-              <w:rPr>
-                <w:sz w:val="18"/>
-                <w:szCs w:val="18"/>
-              </w:rPr>
-              <w:t xml:space="preserve"> trains the Random Forest housing price model and saves </w:t>
-            </w:r>
-            <w:proofErr w:type="spellStart"/>
-            <w:r>
-              <w:rPr>
-                <w:sz w:val="18"/>
-                <w:szCs w:val="18"/>
-              </w:rPr>
-              <w:t>pkl</w:t>
-            </w:r>
-            <w:proofErr w:type="spellEnd"/>
-            <w:r>
-              <w:rPr>
-                <w:sz w:val="18"/>
-                <w:szCs w:val="18"/>
-              </w:rPr>
-              <w:t xml:space="preserve"> files to ml/artifacts/.</w:t>
+            <w:r>
+              <w:rPr>
+                <w:sz w:val="18"/>
+                <w:szCs w:val="18"/>
+              </w:rPr>
+              <w:t>The inference code that actually runs inside the SageMaker container for the bank endpoint. Returns prediction, probability yes, and probability no as a numpy array so SageMaker can serialize the response. Bundled as inference.py inside sourcedir.tar.gz by create_tarballs.py. Not the same as inference_classification.py — that one is the local fallback.</w:t>
             </w:r>
           </w:p>
         </w:tc>
@@ -4075,7 +3136,7 @@
                 <w:sz w:val="18"/>
                 <w:szCs w:val="18"/>
               </w:rPr>
-              <w:t>scikit-learn</w:t>
+              <w:t>AWS SageMaker</w:t>
             </w:r>
           </w:p>
         </w:tc>
@@ -4102,7 +3163,7 @@
                 <w:sz w:val="18"/>
                 <w:szCs w:val="18"/>
               </w:rPr>
-              <w:t>Training only</w:t>
+              <w:t>Bundled into sourcedir.tar.gz</w:t>
             </w:r>
           </w:p>
         </w:tc>
@@ -4138,7 +3199,7 @@
                 <w:sz w:val="17"/>
                 <w:szCs w:val="17"/>
               </w:rPr>
-              <w:t>ml/notebooks/02_classification.ipynb</w:t>
+              <w:t>ml/sagemaker_setup.py</w:t>
             </w:r>
           </w:p>
         </w:tc>
@@ -4160,37 +3221,12 @@
             </w:tcMar>
           </w:tcPr>
           <w:p>
-            <w:proofErr w:type="spellStart"/>
-            <w:r>
-              <w:rPr>
-                <w:sz w:val="18"/>
-                <w:szCs w:val="18"/>
-              </w:rPr>
-              <w:t>Jupyter</w:t>
-            </w:r>
-            <w:proofErr w:type="spellEnd"/>
-            <w:r>
-              <w:rPr>
-                <w:sz w:val="18"/>
-                <w:szCs w:val="18"/>
-              </w:rPr>
-              <w:t xml:space="preserve"> notebook that trains the Logistic Regression bank subscription model and saves </w:t>
-            </w:r>
-            <w:proofErr w:type="spellStart"/>
-            <w:r>
-              <w:rPr>
-                <w:sz w:val="18"/>
-                <w:szCs w:val="18"/>
-              </w:rPr>
-              <w:t>pkl</w:t>
-            </w:r>
-            <w:proofErr w:type="spellEnd"/>
-            <w:r>
-              <w:rPr>
-                <w:sz w:val="18"/>
-                <w:szCs w:val="18"/>
-              </w:rPr>
-              <w:t xml:space="preserve"> files to ml/artifacts/.</w:t>
+            <w:r>
+              <w:rPr>
+                <w:sz w:val="18"/>
+                <w:szCs w:val="18"/>
+              </w:rPr>
+              <w:t>setup.py that gets bundled into sourcedir.tar.gz alongside inference.py. Tells the SageMaker container to upgrade numpy, scikit-learn, and pandas to versions compatible with the trained pkl files.</w:t>
             </w:r>
           </w:p>
         </w:tc>
@@ -4217,7 +3253,7 @@
                 <w:sz w:val="18"/>
                 <w:szCs w:val="18"/>
               </w:rPr>
-              <w:t>scikit-learn</w:t>
+              <w:t>AWS SageMaker</w:t>
             </w:r>
           </w:p>
         </w:tc>
@@ -4244,7 +3280,7 @@
                 <w:sz w:val="18"/>
                 <w:szCs w:val="18"/>
               </w:rPr>
-              <w:t>Training only</w:t>
+              <w:t>Bundled into sourcedir.tar.gz</w:t>
             </w:r>
           </w:p>
         </w:tc>
@@ -4280,7 +3316,7 @@
                 <w:sz w:val="17"/>
                 <w:szCs w:val="17"/>
               </w:rPr>
-              <w:t>ml/model_regression.tar.gz</w:t>
+              <w:t>ml/cloudshell_cleanup.py</w:t>
             </w:r>
           </w:p>
         </w:tc>
@@ -4307,23 +3343,7 @@
                 <w:sz w:val="18"/>
                 <w:szCs w:val="18"/>
               </w:rPr>
-              <w:t xml:space="preserve">Packaged </w:t>
-            </w:r>
-            <w:proofErr w:type="spellStart"/>
-            <w:r>
-              <w:rPr>
-                <w:sz w:val="18"/>
-                <w:szCs w:val="18"/>
-              </w:rPr>
-              <w:t>pkl</w:t>
-            </w:r>
-            <w:proofErr w:type="spellEnd"/>
-            <w:r>
-              <w:rPr>
-                <w:sz w:val="18"/>
-                <w:szCs w:val="18"/>
-              </w:rPr>
-              <w:t xml:space="preserve"> files for the regression model, ready to upload to S3. Created by package_upload.py.</w:t>
+              <w:t>Cleanup script for AWS CloudShell. Deletes both SageMaker endpoints, endpoint configs, models, and all 4 S3 tarballs in one shot. Safe to run at any time — anything that doesn’t exist just prints “not found” and moves on. Run before a fresh redeploy.</w:t>
             </w:r>
           </w:p>
         </w:tc>
@@ -4350,7 +3370,7 @@
                 <w:sz w:val="18"/>
                 <w:szCs w:val="18"/>
               </w:rPr>
-              <w:t>AWS S3 / SageMaker</w:t>
+              <w:t>AWS SageMaker / S3</w:t>
             </w:r>
           </w:p>
         </w:tc>
@@ -4377,7 +3397,7 @@
                 <w:sz w:val="18"/>
                 <w:szCs w:val="18"/>
               </w:rPr>
-              <w:t>Upload to S3</w:t>
+              <w:t>Run in AWS CloudShell</w:t>
             </w:r>
           </w:p>
         </w:tc>
@@ -4413,7 +3433,7 @@
                 <w:sz w:val="17"/>
                 <w:szCs w:val="17"/>
               </w:rPr>
-              <w:t>ml/model_classification.tar.gz</w:t>
+              <w:t>ml/artifacts/*.pkl</w:t>
             </w:r>
           </w:p>
         </w:tc>
@@ -4440,23 +3460,7 @@
                 <w:sz w:val="18"/>
                 <w:szCs w:val="18"/>
               </w:rPr>
-              <w:t xml:space="preserve">Packaged </w:t>
-            </w:r>
-            <w:proofErr w:type="spellStart"/>
-            <w:r>
-              <w:rPr>
-                <w:sz w:val="18"/>
-                <w:szCs w:val="18"/>
-              </w:rPr>
-              <w:t>pkl</w:t>
-            </w:r>
-            <w:proofErr w:type="spellEnd"/>
-            <w:r>
-              <w:rPr>
-                <w:sz w:val="18"/>
-                <w:szCs w:val="18"/>
-              </w:rPr>
-              <w:t xml:space="preserve"> files for the classification model, ready to upload to S3. Created by package_upload.py.</w:t>
+              <w:t>Trained model files: rf_housing.pkl (Random Forest), rf_housing_scaler.pkl, lr_bank_marketing.pkl (Logistic Regression), encoders.pkl, features.pkl, scaler.pkl</w:t>
             </w:r>
           </w:p>
         </w:tc>
@@ -4483,7 +3487,7 @@
                 <w:sz w:val="18"/>
                 <w:szCs w:val="18"/>
               </w:rPr>
-              <w:t>AWS S3 / SageMaker</w:t>
+              <w:t>scikit-learn</w:t>
             </w:r>
           </w:p>
         </w:tc>
@@ -4510,7 +3514,7 @@
                 <w:sz w:val="18"/>
                 <w:szCs w:val="18"/>
               </w:rPr>
-              <w:t>Upload to S3</w:t>
+              <w:t>Used locally + uploaded to S3</w:t>
             </w:r>
           </w:p>
         </w:tc>
@@ -4524,32 +3528,110 @@
         </w:tblPrEx>
         <w:tc>
           <w:tcPr>
-            <w:tcW w:w="9360" w:type="dxa"/>
-            <w:gridSpan w:val="4"/>
-            <w:tcBorders>
-              <w:top w:val="single" w:sz="1" w:space="0" w:color="CCCCCC"/>
-              <w:left w:val="single" w:sz="1" w:space="0" w:color="CCCCCC"/>
-              <w:bottom w:val="single" w:sz="1" w:space="0" w:color="CCCCCC"/>
-              <w:right w:val="single" w:sz="1" w:space="0" w:color="CCCCCC"/>
-            </w:tcBorders>
-            <w:shd w:val="clear" w:color="auto" w:fill="EBF3FB"/>
-            <w:tcMar>
-              <w:top w:w="80" w:type="dxa"/>
-              <w:left w:w="120" w:type="dxa"/>
-              <w:bottom w:w="80" w:type="dxa"/>
-              <w:right w:w="120" w:type="dxa"/>
-            </w:tcMar>
-          </w:tcPr>
-          <w:p>
-            <w:r>
-              <w:rPr>
-                <w:b/>
-                <w:bCs/>
-                <w:color w:val="1F497D"/>
-                <w:sz w:val="20"/>
-                <w:szCs w:val="20"/>
-              </w:rPr>
-              <w:t>assets / config</w:t>
+            <w:tcW w:w="2400" w:type="dxa"/>
+            <w:tcBorders>
+              <w:top w:val="single" w:sz="1" w:space="0" w:color="CCCCCC"/>
+              <w:left w:val="single" w:sz="1" w:space="0" w:color="CCCCCC"/>
+              <w:bottom w:val="single" w:sz="1" w:space="0" w:color="CCCCCC"/>
+              <w:right w:val="single" w:sz="1" w:space="0" w:color="CCCCCC"/>
+            </w:tcBorders>
+            <w:shd w:val="clear" w:color="auto" w:fill="F5F5F5"/>
+            <w:tcMar>
+              <w:top w:w="80" w:type="dxa"/>
+              <w:left w:w="120" w:type="dxa"/>
+              <w:bottom w:w="80" w:type="dxa"/>
+              <w:right w:w="120" w:type="dxa"/>
+            </w:tcMar>
+          </w:tcPr>
+          <w:p>
+            <w:r>
+              <w:rPr>
+                <w:rFonts w:ascii="Courier New" w:eastAsia="Courier New" w:hAnsi="Courier New" w:cs="Courier New"/>
+                <w:sz w:val="17"/>
+                <w:szCs w:val="17"/>
+              </w:rPr>
+              <w:t>ml/notebooks/01_regression.ipynb</w:t>
+            </w:r>
+          </w:p>
+        </w:tc>
+        <w:tc>
+          <w:tcPr>
+            <w:tcW w:w="3600" w:type="dxa"/>
+            <w:tcBorders>
+              <w:top w:val="single" w:sz="1" w:space="0" w:color="CCCCCC"/>
+              <w:left w:val="single" w:sz="1" w:space="0" w:color="CCCCCC"/>
+              <w:bottom w:val="single" w:sz="1" w:space="0" w:color="CCCCCC"/>
+              <w:right w:val="single" w:sz="1" w:space="0" w:color="CCCCCC"/>
+            </w:tcBorders>
+            <w:shd w:val="clear" w:color="auto" w:fill="FFFFFF"/>
+            <w:tcMar>
+              <w:top w:w="80" w:type="dxa"/>
+              <w:left w:w="120" w:type="dxa"/>
+              <w:bottom w:w="80" w:type="dxa"/>
+              <w:right w:w="120" w:type="dxa"/>
+            </w:tcMar>
+          </w:tcPr>
+          <w:p>
+            <w:r>
+              <w:rPr>
+                <w:sz w:val="18"/>
+                <w:szCs w:val="18"/>
+              </w:rPr>
+              <w:t>Jupyter notebook that trains the Random Forest housing price model and saves pkl files to ml/artifacts/.</w:t>
+            </w:r>
+          </w:p>
+        </w:tc>
+        <w:tc>
+          <w:tcPr>
+            <w:tcW w:w="1600" w:type="dxa"/>
+            <w:tcBorders>
+              <w:top w:val="single" w:sz="1" w:space="0" w:color="CCCCCC"/>
+              <w:left w:val="single" w:sz="1" w:space="0" w:color="CCCCCC"/>
+              <w:bottom w:val="single" w:sz="1" w:space="0" w:color="CCCCCC"/>
+              <w:right w:val="single" w:sz="1" w:space="0" w:color="CCCCCC"/>
+            </w:tcBorders>
+            <w:shd w:val="clear" w:color="auto" w:fill="FFFFFF"/>
+            <w:tcMar>
+              <w:top w:w="80" w:type="dxa"/>
+              <w:left w:w="120" w:type="dxa"/>
+              <w:bottom w:w="80" w:type="dxa"/>
+              <w:right w:w="120" w:type="dxa"/>
+            </w:tcMar>
+          </w:tcPr>
+          <w:p>
+            <w:r>
+              <w:rPr>
+                <w:sz w:val="18"/>
+                <w:szCs w:val="18"/>
+              </w:rPr>
+              <w:t>scikit-learn</w:t>
+            </w:r>
+          </w:p>
+        </w:tc>
+        <w:tc>
+          <w:tcPr>
+            <w:tcW w:w="1760" w:type="dxa"/>
+            <w:tcBorders>
+              <w:top w:val="single" w:sz="1" w:space="0" w:color="CCCCCC"/>
+              <w:left w:val="single" w:sz="1" w:space="0" w:color="CCCCCC"/>
+              <w:bottom w:val="single" w:sz="1" w:space="0" w:color="CCCCCC"/>
+              <w:right w:val="single" w:sz="1" w:space="0" w:color="CCCCCC"/>
+            </w:tcBorders>
+            <w:shd w:val="clear" w:color="auto" w:fill="FFFFFF"/>
+            <w:tcMar>
+              <w:top w:w="80" w:type="dxa"/>
+              <w:left w:w="120" w:type="dxa"/>
+              <w:bottom w:w="80" w:type="dxa"/>
+              <w:right w:w="120" w:type="dxa"/>
+            </w:tcMar>
+          </w:tcPr>
+          <w:p>
+            <w:r>
+              <w:rPr>
+                <w:sz w:val="18"/>
+                <w:szCs w:val="18"/>
+              </w:rPr>
+              <w:t>Training only</w:t>
             </w:r>
           </w:p>
         </w:tc>
@@ -4585,7 +3667,7 @@
                 <w:sz w:val="17"/>
                 <w:szCs w:val="17"/>
               </w:rPr>
-              <w:t>assets/logo.png</w:t>
+              <w:t>ml/notebooks/02_classification.ipynb</w:t>
             </w:r>
           </w:p>
         </w:tc>
@@ -4612,7 +3694,7 @@
                 <w:sz w:val="18"/>
                 <w:szCs w:val="18"/>
               </w:rPr>
-              <w:t>Realty Income logo displayed in the app sidebar.</w:t>
+              <w:t>Jupyter notebook that trains the Logistic Regression bank subscription model and saves pkl files to ml/artifacts/.</w:t>
             </w:r>
           </w:p>
         </w:tc>
@@ -4634,15 +3716,13 @@
             </w:tcMar>
           </w:tcPr>
           <w:p>
-            <w:proofErr w:type="spellStart"/>
-            <w:r>
-              <w:rPr>
-                <w:sz w:val="18"/>
-                <w:szCs w:val="18"/>
-              </w:rPr>
-              <w:t>Streamlit</w:t>
-            </w:r>
-            <w:proofErr w:type="spellEnd"/>
+            <w:r>
+              <w:rPr>
+                <w:sz w:val="18"/>
+                <w:szCs w:val="18"/>
+              </w:rPr>
+              <w:t>scikit-learn</w:t>
+            </w:r>
           </w:p>
         </w:tc>
         <w:tc>
@@ -4662,7 +3742,15 @@
               <w:right w:w="120" w:type="dxa"/>
             </w:tcMar>
           </w:tcPr>
-          <w:p/>
+          <w:p>
+            <w:r>
+              <w:rPr>
+                <w:sz w:val="18"/>
+                <w:szCs w:val="18"/>
+              </w:rPr>
+              <w:t>Training only</w:t>
+            </w:r>
+          </w:p>
         </w:tc>
       </w:tr>
       <w:tr>
@@ -4696,36 +3784,8 @@
                 <w:sz w:val="17"/>
                 <w:szCs w:val="17"/>
               </w:rPr>
-              <w:t>.</w:t>
-            </w:r>
-            <w:proofErr w:type="spellStart"/>
-            <w:r>
-              <w:rPr>
-                <w:rFonts w:ascii="Courier New" w:eastAsia="Courier New" w:hAnsi="Courier New" w:cs="Courier New"/>
-                <w:sz w:val="17"/>
-                <w:szCs w:val="17"/>
-              </w:rPr>
-              <w:t>streamlit</w:t>
-            </w:r>
-            <w:proofErr w:type="spellEnd"/>
-            <w:r>
-              <w:rPr>
-                <w:rFonts w:ascii="Courier New" w:eastAsia="Courier New" w:hAnsi="Courier New" w:cs="Courier New"/>
-                <w:sz w:val="17"/>
-                <w:szCs w:val="17"/>
-              </w:rPr>
-              <w:t>/</w:t>
-            </w:r>
-            <w:proofErr w:type="spellStart"/>
-            <w:r>
-              <w:rPr>
-                <w:rFonts w:ascii="Courier New" w:eastAsia="Courier New" w:hAnsi="Courier New" w:cs="Courier New"/>
-                <w:sz w:val="17"/>
-                <w:szCs w:val="17"/>
-              </w:rPr>
-              <w:t>config.toml</w:t>
-            </w:r>
-            <w:proofErr w:type="spellEnd"/>
+              <w:t>ml/s3_upload/regression/</w:t>
+            </w:r>
           </w:p>
         </w:tc>
         <w:tc>
@@ -4746,21 +3806,12 @@
             </w:tcMar>
           </w:tcPr>
           <w:p>
-            <w:proofErr w:type="spellStart"/>
-            <w:r>
-              <w:rPr>
-                <w:sz w:val="18"/>
-                <w:szCs w:val="18"/>
-              </w:rPr>
-              <w:t>Streamlit</w:t>
-            </w:r>
-            <w:proofErr w:type="spellEnd"/>
-            <w:r>
-              <w:rPr>
-                <w:sz w:val="18"/>
-                <w:szCs w:val="18"/>
-              </w:rPr>
-              <w:t xml:space="preserve"> configuration file. Sets theme and server settings.</w:t>
+            <w:r>
+              <w:rPr>
+                <w:sz w:val="18"/>
+                <w:szCs w:val="18"/>
+              </w:rPr>
+              <w:t>Output folder from create_tarballs.py. Contains model_regression.tar.gz (pkl files) and sourcedir.tar.gz (inference code). Upload both to s3://financial-assistant-models/models/regression/.</w:t>
             </w:r>
           </w:p>
         </w:tc>
@@ -4782,15 +3833,13 @@
             </w:tcMar>
           </w:tcPr>
           <w:p>
-            <w:proofErr w:type="spellStart"/>
-            <w:r>
-              <w:rPr>
-                <w:sz w:val="18"/>
-                <w:szCs w:val="18"/>
-              </w:rPr>
-              <w:t>Streamlit</w:t>
-            </w:r>
-            <w:proofErr w:type="spellEnd"/>
+            <w:r>
+              <w:rPr>
+                <w:sz w:val="18"/>
+                <w:szCs w:val="18"/>
+              </w:rPr>
+              <w:t>AWS S3 / SageMaker</w:t>
+            </w:r>
           </w:p>
         </w:tc>
         <w:tc>
@@ -4810,7 +3859,15 @@
               <w:right w:w="120" w:type="dxa"/>
             </w:tcMar>
           </w:tcPr>
-          <w:p/>
+          <w:p>
+            <w:r>
+              <w:rPr>
+                <w:sz w:val="18"/>
+                <w:szCs w:val="18"/>
+              </w:rPr>
+              <w:t>Upload to S3</w:t>
+            </w:r>
+          </w:p>
         </w:tc>
       </w:tr>
       <w:tr>
@@ -4838,26 +3895,170 @@
             </w:tcMar>
           </w:tcPr>
           <w:p>
-            <w:proofErr w:type="spellStart"/>
             <w:r>
               <w:rPr>
                 <w:rFonts w:ascii="Courier New" w:eastAsia="Courier New" w:hAnsi="Courier New" w:cs="Courier New"/>
                 <w:sz w:val="17"/>
                 <w:szCs w:val="17"/>
               </w:rPr>
-              <w:t>gcp_</w:t>
-            </w:r>
-            <w:proofErr w:type="gramStart"/>
+              <w:t>ml/s3_upload/classification/</w:t>
+            </w:r>
+          </w:p>
+        </w:tc>
+        <w:tc>
+          <w:tcPr>
+            <w:tcW w:w="3600" w:type="dxa"/>
+            <w:tcBorders>
+              <w:top w:val="single" w:sz="1" w:space="0" w:color="CCCCCC"/>
+              <w:left w:val="single" w:sz="1" w:space="0" w:color="CCCCCC"/>
+              <w:bottom w:val="single" w:sz="1" w:space="0" w:color="CCCCCC"/>
+              <w:right w:val="single" w:sz="1" w:space="0" w:color="CCCCCC"/>
+            </w:tcBorders>
+            <w:shd w:val="clear" w:color="auto" w:fill="FFFFFF"/>
+            <w:tcMar>
+              <w:top w:w="80" w:type="dxa"/>
+              <w:left w:w="120" w:type="dxa"/>
+              <w:bottom w:w="80" w:type="dxa"/>
+              <w:right w:w="120" w:type="dxa"/>
+            </w:tcMar>
+          </w:tcPr>
+          <w:p>
+            <w:r>
+              <w:rPr>
+                <w:sz w:val="18"/>
+                <w:szCs w:val="18"/>
+              </w:rPr>
+              <w:t>Output folder from create_tarballs.py. Contains model_classification.tar.gz (pkl files) and sourcedir.tar.gz (inference code). Upload both to s3://financial-assistant-models/models/classification/.</w:t>
+            </w:r>
+          </w:p>
+        </w:tc>
+        <w:tc>
+          <w:tcPr>
+            <w:tcW w:w="1600" w:type="dxa"/>
+            <w:tcBorders>
+              <w:top w:val="single" w:sz="1" w:space="0" w:color="CCCCCC"/>
+              <w:left w:val="single" w:sz="1" w:space="0" w:color="CCCCCC"/>
+              <w:bottom w:val="single" w:sz="1" w:space="0" w:color="CCCCCC"/>
+              <w:right w:val="single" w:sz="1" w:space="0" w:color="CCCCCC"/>
+            </w:tcBorders>
+            <w:shd w:val="clear" w:color="auto" w:fill="FFFFFF"/>
+            <w:tcMar>
+              <w:top w:w="80" w:type="dxa"/>
+              <w:left w:w="120" w:type="dxa"/>
+              <w:bottom w:w="80" w:type="dxa"/>
+              <w:right w:w="120" w:type="dxa"/>
+            </w:tcMar>
+          </w:tcPr>
+          <w:p>
+            <w:r>
+              <w:rPr>
+                <w:sz w:val="18"/>
+                <w:szCs w:val="18"/>
+              </w:rPr>
+              <w:t>AWS S3 / SageMaker</w:t>
+            </w:r>
+          </w:p>
+        </w:tc>
+        <w:tc>
+          <w:tcPr>
+            <w:tcW w:w="1760" w:type="dxa"/>
+            <w:tcBorders>
+              <w:top w:val="single" w:sz="1" w:space="0" w:color="CCCCCC"/>
+              <w:left w:val="single" w:sz="1" w:space="0" w:color="CCCCCC"/>
+              <w:bottom w:val="single" w:sz="1" w:space="0" w:color="CCCCCC"/>
+              <w:right w:val="single" w:sz="1" w:space="0" w:color="CCCCCC"/>
+            </w:tcBorders>
+            <w:shd w:val="clear" w:color="auto" w:fill="FFFFFF"/>
+            <w:tcMar>
+              <w:top w:w="80" w:type="dxa"/>
+              <w:left w:w="120" w:type="dxa"/>
+              <w:bottom w:w="80" w:type="dxa"/>
+              <w:right w:w="120" w:type="dxa"/>
+            </w:tcMar>
+          </w:tcPr>
+          <w:p>
+            <w:r>
+              <w:rPr>
+                <w:sz w:val="18"/>
+                <w:szCs w:val="18"/>
+              </w:rPr>
+              <w:t>Upload to S3</w:t>
+            </w:r>
+          </w:p>
+        </w:tc>
+      </w:tr>
+      <w:tr>
+        <w:tblPrEx>
+          <w:tblCellMar>
+            <w:top w:w="0" w:type="dxa"/>
+            <w:bottom w:w="0" w:type="dxa"/>
+          </w:tblCellMar>
+        </w:tblPrEx>
+        <w:tc>
+          <w:tcPr>
+            <w:tcW w:w="9360" w:type="dxa"/>
+            <w:gridSpan w:val="4"/>
+            <w:tcBorders>
+              <w:top w:val="single" w:sz="1" w:space="0" w:color="CCCCCC"/>
+              <w:left w:val="single" w:sz="1" w:space="0" w:color="CCCCCC"/>
+              <w:bottom w:val="single" w:sz="1" w:space="0" w:color="CCCCCC"/>
+              <w:right w:val="single" w:sz="1" w:space="0" w:color="CCCCCC"/>
+            </w:tcBorders>
+            <w:shd w:val="clear" w:color="auto" w:fill="EBF3FB"/>
+            <w:tcMar>
+              <w:top w:w="80" w:type="dxa"/>
+              <w:left w:w="120" w:type="dxa"/>
+              <w:bottom w:w="80" w:type="dxa"/>
+              <w:right w:w="120" w:type="dxa"/>
+            </w:tcMar>
+          </w:tcPr>
+          <w:p>
+            <w:r>
+              <w:rPr>
+                <w:b/>
+                <w:bCs/>
+                <w:color w:val="1F497D"/>
+                <w:sz w:val="20"/>
+                <w:szCs w:val="20"/>
+              </w:rPr>
+              <w:t>assets / config</w:t>
+            </w:r>
+          </w:p>
+        </w:tc>
+      </w:tr>
+      <w:tr>
+        <w:tblPrEx>
+          <w:tblCellMar>
+            <w:top w:w="0" w:type="dxa"/>
+            <w:bottom w:w="0" w:type="dxa"/>
+          </w:tblCellMar>
+        </w:tblPrEx>
+        <w:tc>
+          <w:tcPr>
+            <w:tcW w:w="2400" w:type="dxa"/>
+            <w:tcBorders>
+              <w:top w:val="single" w:sz="1" w:space="0" w:color="CCCCCC"/>
+              <w:left w:val="single" w:sz="1" w:space="0" w:color="CCCCCC"/>
+              <w:bottom w:val="single" w:sz="1" w:space="0" w:color="CCCCCC"/>
+              <w:right w:val="single" w:sz="1" w:space="0" w:color="CCCCCC"/>
+            </w:tcBorders>
+            <w:shd w:val="clear" w:color="auto" w:fill="F5F5F5"/>
+            <w:tcMar>
+              <w:top w:w="80" w:type="dxa"/>
+              <w:left w:w="120" w:type="dxa"/>
+              <w:bottom w:w="80" w:type="dxa"/>
+              <w:right w:w="120" w:type="dxa"/>
+            </w:tcMar>
+          </w:tcPr>
+          <w:p>
             <w:r>
               <w:rPr>
                 <w:rFonts w:ascii="Courier New" w:eastAsia="Courier New" w:hAnsi="Courier New" w:cs="Courier New"/>
                 <w:sz w:val="17"/>
                 <w:szCs w:val="17"/>
               </w:rPr>
-              <w:t>credentials.json</w:t>
-            </w:r>
-            <w:proofErr w:type="spellEnd"/>
-            <w:proofErr w:type="gramEnd"/>
+              <w:t>assets/logo.png</w:t>
+            </w:r>
           </w:p>
         </w:tc>
         <w:tc>
@@ -4883,23 +4084,225 @@
                 <w:sz w:val="18"/>
                 <w:szCs w:val="18"/>
               </w:rPr>
-              <w:t xml:space="preserve">Google Cloud service </w:t>
-            </w:r>
-            <w:proofErr w:type="gramStart"/>
-            <w:r>
-              <w:rPr>
-                <w:sz w:val="18"/>
-                <w:szCs w:val="18"/>
-              </w:rPr>
-              <w:t>account credentials</w:t>
-            </w:r>
-            <w:proofErr w:type="gramEnd"/>
-            <w:r>
-              <w:rPr>
-                <w:sz w:val="18"/>
-                <w:szCs w:val="18"/>
-              </w:rPr>
-              <w:t xml:space="preserve"> for Vertex AI authentication.</w:t>
+              <w:t>Realty Income logo displayed in the app sidebar.</w:t>
+            </w:r>
+          </w:p>
+        </w:tc>
+        <w:tc>
+          <w:tcPr>
+            <w:tcW w:w="1600" w:type="dxa"/>
+            <w:tcBorders>
+              <w:top w:val="single" w:sz="1" w:space="0" w:color="CCCCCC"/>
+              <w:left w:val="single" w:sz="1" w:space="0" w:color="CCCCCC"/>
+              <w:bottom w:val="single" w:sz="1" w:space="0" w:color="CCCCCC"/>
+              <w:right w:val="single" w:sz="1" w:space="0" w:color="CCCCCC"/>
+            </w:tcBorders>
+            <w:shd w:val="clear" w:color="auto" w:fill="FFFFFF"/>
+            <w:tcMar>
+              <w:top w:w="80" w:type="dxa"/>
+              <w:left w:w="120" w:type="dxa"/>
+              <w:bottom w:w="80" w:type="dxa"/>
+              <w:right w:w="120" w:type="dxa"/>
+            </w:tcMar>
+          </w:tcPr>
+          <w:p>
+            <w:r>
+              <w:rPr>
+                <w:sz w:val="18"/>
+                <w:szCs w:val="18"/>
+              </w:rPr>
+              <w:t>Streamlit</w:t>
+            </w:r>
+          </w:p>
+        </w:tc>
+        <w:tc>
+          <w:tcPr>
+            <w:tcW w:w="1760" w:type="dxa"/>
+            <w:tcBorders>
+              <w:top w:val="single" w:sz="1" w:space="0" w:color="CCCCCC"/>
+              <w:left w:val="single" w:sz="1" w:space="0" w:color="CCCCCC"/>
+              <w:bottom w:val="single" w:sz="1" w:space="0" w:color="CCCCCC"/>
+              <w:right w:val="single" w:sz="1" w:space="0" w:color="CCCCCC"/>
+            </w:tcBorders>
+            <w:shd w:val="clear" w:color="auto" w:fill="FFFFFF"/>
+            <w:tcMar>
+              <w:top w:w="80" w:type="dxa"/>
+              <w:left w:w="120" w:type="dxa"/>
+              <w:bottom w:w="80" w:type="dxa"/>
+              <w:right w:w="120" w:type="dxa"/>
+            </w:tcMar>
+          </w:tcPr>
+          <w:p/>
+        </w:tc>
+      </w:tr>
+      <w:tr>
+        <w:tblPrEx>
+          <w:tblCellMar>
+            <w:top w:w="0" w:type="dxa"/>
+            <w:bottom w:w="0" w:type="dxa"/>
+          </w:tblCellMar>
+        </w:tblPrEx>
+        <w:tc>
+          <w:tcPr>
+            <w:tcW w:w="2400" w:type="dxa"/>
+            <w:tcBorders>
+              <w:top w:val="single" w:sz="1" w:space="0" w:color="CCCCCC"/>
+              <w:left w:val="single" w:sz="1" w:space="0" w:color="CCCCCC"/>
+              <w:bottom w:val="single" w:sz="1" w:space="0" w:color="CCCCCC"/>
+              <w:right w:val="single" w:sz="1" w:space="0" w:color="CCCCCC"/>
+            </w:tcBorders>
+            <w:shd w:val="clear" w:color="auto" w:fill="F5F5F5"/>
+            <w:tcMar>
+              <w:top w:w="80" w:type="dxa"/>
+              <w:left w:w="120" w:type="dxa"/>
+              <w:bottom w:w="80" w:type="dxa"/>
+              <w:right w:w="120" w:type="dxa"/>
+            </w:tcMar>
+          </w:tcPr>
+          <w:p>
+            <w:r>
+              <w:rPr>
+                <w:rFonts w:ascii="Courier New" w:eastAsia="Courier New" w:hAnsi="Courier New" w:cs="Courier New"/>
+                <w:sz w:val="17"/>
+                <w:szCs w:val="17"/>
+              </w:rPr>
+              <w:t>.streamlit/config.toml</w:t>
+            </w:r>
+          </w:p>
+        </w:tc>
+        <w:tc>
+          <w:tcPr>
+            <w:tcW w:w="3600" w:type="dxa"/>
+            <w:tcBorders>
+              <w:top w:val="single" w:sz="1" w:space="0" w:color="CCCCCC"/>
+              <w:left w:val="single" w:sz="1" w:space="0" w:color="CCCCCC"/>
+              <w:bottom w:val="single" w:sz="1" w:space="0" w:color="CCCCCC"/>
+              <w:right w:val="single" w:sz="1" w:space="0" w:color="CCCCCC"/>
+            </w:tcBorders>
+            <w:shd w:val="clear" w:color="auto" w:fill="FFFFFF"/>
+            <w:tcMar>
+              <w:top w:w="80" w:type="dxa"/>
+              <w:left w:w="120" w:type="dxa"/>
+              <w:bottom w:w="80" w:type="dxa"/>
+              <w:right w:w="120" w:type="dxa"/>
+            </w:tcMar>
+          </w:tcPr>
+          <w:p>
+            <w:r>
+              <w:rPr>
+                <w:sz w:val="18"/>
+                <w:szCs w:val="18"/>
+              </w:rPr>
+              <w:t>Streamlit configuration file. Sets theme and server settings.</w:t>
+            </w:r>
+          </w:p>
+        </w:tc>
+        <w:tc>
+          <w:tcPr>
+            <w:tcW w:w="1600" w:type="dxa"/>
+            <w:tcBorders>
+              <w:top w:val="single" w:sz="1" w:space="0" w:color="CCCCCC"/>
+              <w:left w:val="single" w:sz="1" w:space="0" w:color="CCCCCC"/>
+              <w:bottom w:val="single" w:sz="1" w:space="0" w:color="CCCCCC"/>
+              <w:right w:val="single" w:sz="1" w:space="0" w:color="CCCCCC"/>
+            </w:tcBorders>
+            <w:shd w:val="clear" w:color="auto" w:fill="FFFFFF"/>
+            <w:tcMar>
+              <w:top w:w="80" w:type="dxa"/>
+              <w:left w:w="120" w:type="dxa"/>
+              <w:bottom w:w="80" w:type="dxa"/>
+              <w:right w:w="120" w:type="dxa"/>
+            </w:tcMar>
+          </w:tcPr>
+          <w:p>
+            <w:r>
+              <w:rPr>
+                <w:sz w:val="18"/>
+                <w:szCs w:val="18"/>
+              </w:rPr>
+              <w:t>Streamlit</w:t>
+            </w:r>
+          </w:p>
+        </w:tc>
+        <w:tc>
+          <w:tcPr>
+            <w:tcW w:w="1760" w:type="dxa"/>
+            <w:tcBorders>
+              <w:top w:val="single" w:sz="1" w:space="0" w:color="CCCCCC"/>
+              <w:left w:val="single" w:sz="1" w:space="0" w:color="CCCCCC"/>
+              <w:bottom w:val="single" w:sz="1" w:space="0" w:color="CCCCCC"/>
+              <w:right w:val="single" w:sz="1" w:space="0" w:color="CCCCCC"/>
+            </w:tcBorders>
+            <w:shd w:val="clear" w:color="auto" w:fill="FFFFFF"/>
+            <w:tcMar>
+              <w:top w:w="80" w:type="dxa"/>
+              <w:left w:w="120" w:type="dxa"/>
+              <w:bottom w:w="80" w:type="dxa"/>
+              <w:right w:w="120" w:type="dxa"/>
+            </w:tcMar>
+          </w:tcPr>
+          <w:p/>
+        </w:tc>
+      </w:tr>
+      <w:tr>
+        <w:tblPrEx>
+          <w:tblCellMar>
+            <w:top w:w="0" w:type="dxa"/>
+            <w:bottom w:w="0" w:type="dxa"/>
+          </w:tblCellMar>
+        </w:tblPrEx>
+        <w:tc>
+          <w:tcPr>
+            <w:tcW w:w="2400" w:type="dxa"/>
+            <w:tcBorders>
+              <w:top w:val="single" w:sz="1" w:space="0" w:color="CCCCCC"/>
+              <w:left w:val="single" w:sz="1" w:space="0" w:color="CCCCCC"/>
+              <w:bottom w:val="single" w:sz="1" w:space="0" w:color="CCCCCC"/>
+              <w:right w:val="single" w:sz="1" w:space="0" w:color="CCCCCC"/>
+            </w:tcBorders>
+            <w:shd w:val="clear" w:color="auto" w:fill="F5F5F5"/>
+            <w:tcMar>
+              <w:top w:w="80" w:type="dxa"/>
+              <w:left w:w="120" w:type="dxa"/>
+              <w:bottom w:w="80" w:type="dxa"/>
+              <w:right w:w="120" w:type="dxa"/>
+            </w:tcMar>
+          </w:tcPr>
+          <w:p>
+            <w:r>
+              <w:rPr>
+                <w:rFonts w:ascii="Courier New" w:eastAsia="Courier New" w:hAnsi="Courier New" w:cs="Courier New"/>
+                <w:sz w:val="17"/>
+                <w:szCs w:val="17"/>
+              </w:rPr>
+              <w:t>gcp_credentials.json</w:t>
+            </w:r>
+          </w:p>
+        </w:tc>
+        <w:tc>
+          <w:tcPr>
+            <w:tcW w:w="3600" w:type="dxa"/>
+            <w:tcBorders>
+              <w:top w:val="single" w:sz="1" w:space="0" w:color="CCCCCC"/>
+              <w:left w:val="single" w:sz="1" w:space="0" w:color="CCCCCC"/>
+              <w:bottom w:val="single" w:sz="1" w:space="0" w:color="CCCCCC"/>
+              <w:right w:val="single" w:sz="1" w:space="0" w:color="CCCCCC"/>
+            </w:tcBorders>
+            <w:shd w:val="clear" w:color="auto" w:fill="FFFFFF"/>
+            <w:tcMar>
+              <w:top w:w="80" w:type="dxa"/>
+              <w:left w:w="120" w:type="dxa"/>
+              <w:bottom w:w="80" w:type="dxa"/>
+              <w:right w:w="120" w:type="dxa"/>
+            </w:tcMar>
+          </w:tcPr>
+          <w:p>
+            <w:r>
+              <w:rPr>
+                <w:sz w:val="18"/>
+                <w:szCs w:val="18"/>
+              </w:rPr>
+              <w:t>Google Cloud service account credentials for Vertex AI authentication.</w:t>
             </w:r>
           </w:p>
         </w:tc>
@@ -4989,23 +4392,7 @@
     </w:p>
     <w:p>
       <w:r>
-        <w:t xml:space="preserve">app.py calls </w:t>
-      </w:r>
-      <w:proofErr w:type="spellStart"/>
-      <w:r>
-        <w:t>invoke_</w:t>
-      </w:r>
-      <w:proofErr w:type="gramStart"/>
-      <w:r>
-        <w:t>endpoint</w:t>
-      </w:r>
-      <w:proofErr w:type="spellEnd"/>
-      <w:r>
-        <w:t>(</w:t>
-      </w:r>
-      <w:proofErr w:type="gramEnd"/>
-      <w:r>
-        <w:t>) on the SageMaker runtime client, sending the input features as a comma-separated CSV string. SageMaker runs the inference.py inside the container, scales the features, runs the model, and returns a prediction.</w:t>
+        <w:t>app.py calls invoke_endpoint() on the SageMaker runtime client, sending the input features as a comma-separated CSV string. SageMaker runs the inference.py inside the container, scales the features, runs the model, and returns a prediction.</w:t>
       </w:r>
     </w:p>
     <w:p/>
@@ -5019,15 +4406,7 @@
     </w:p>
     <w:p>
       <w:r>
-        <w:t xml:space="preserve">If SageMaker returns an error (endpoint down, 500 error, quota, etc.), app.py catches the exception and calls the local inference module instead — inference_regression.py or inference_classification.py. These files load the </w:t>
-      </w:r>
-      <w:proofErr w:type="spellStart"/>
-      <w:r>
-        <w:t>pkl</w:t>
-      </w:r>
-      <w:proofErr w:type="spellEnd"/>
-      <w:r>
-        <w:t xml:space="preserve"> files directly from ml/artifacts/ on startup, so predictions are available immediately without any network call.</w:t>
+        <w:t>If SageMaker returns an error (endpoint down, 500 error, quota, etc.), app.py catches the exception and calls the local inference module instead — inference_regression.py or inference_classification.py. These files load the pkl files directly from ml/artifacts/ on startup, so predictions are available immediately without any network call.</w:t>
       </w:r>
     </w:p>
     <w:p/>
@@ -5059,15 +4438,7 @@
         </w:numPr>
       </w:pPr>
       <w:r>
-        <w:t xml:space="preserve">model.tar.gz — contains the trained </w:t>
-      </w:r>
-      <w:proofErr w:type="spellStart"/>
-      <w:r>
-        <w:t>pkl</w:t>
-      </w:r>
-      <w:proofErr w:type="spellEnd"/>
-      <w:r>
-        <w:t xml:space="preserve"> files (model + scaler). Uploaded to: s3://financial-assistant-models/models/regression/model_regression.tar.gz</w:t>
+        <w:t>model.tar.gz — contains the trained pkl files (model + scaler). Uploaded to: s3://financial-assistant-models/models/regression/model_regression.tar.gz</w:t>
       </w:r>
     </w:p>
     <w:p>
@@ -5079,69 +4450,13 @@
         </w:numPr>
       </w:pPr>
       <w:r>
-        <w:t xml:space="preserve">sourcedir.tar.gz — contains inference.py and setup.py. The inference.py defines </w:t>
-      </w:r>
-      <w:proofErr w:type="spellStart"/>
-      <w:r>
-        <w:t>model_fn</w:t>
-      </w:r>
-      <w:proofErr w:type="spellEnd"/>
-      <w:r>
-        <w:t xml:space="preserve"> (loads </w:t>
-      </w:r>
-      <w:proofErr w:type="spellStart"/>
-      <w:r>
-        <w:t>pkl</w:t>
-      </w:r>
-      <w:proofErr w:type="spellEnd"/>
-      <w:r>
-        <w:t xml:space="preserve"> files) and </w:t>
-      </w:r>
-      <w:proofErr w:type="spellStart"/>
-      <w:r>
-        <w:t>predict_fn</w:t>
-      </w:r>
-      <w:proofErr w:type="spellEnd"/>
-      <w:r>
-        <w:t xml:space="preserve"> (runs prediction). The setup.py upgrades </w:t>
-      </w:r>
-      <w:proofErr w:type="spellStart"/>
-      <w:r>
-        <w:t>numpy</w:t>
-      </w:r>
-      <w:proofErr w:type="spellEnd"/>
-      <w:r>
-        <w:t xml:space="preserve">, scikit-learn, and pandas inside the container to versions compatible with the </w:t>
-      </w:r>
-      <w:proofErr w:type="spellStart"/>
-      <w:r>
-        <w:t>pkl</w:t>
-      </w:r>
-      <w:proofErr w:type="spellEnd"/>
-      <w:r>
-        <w:t xml:space="preserve"> files. Uploaded to: s3://financial-assistant-models/models/regression/sourcedir.tar.gz</w:t>
+        <w:t>sourcedir.tar.gz — contains inference.py and setup.py. The inference.py defines model_fn (loads pkl files) and predict_fn (runs prediction). The setup.py upgrades numpy, scikit-learn, and pandas inside the container to versions compatible with the pkl files. Uploaded to: s3://financial-assistant-models/models/regression/sourcedir.tar.gz</w:t>
       </w:r>
     </w:p>
     <w:p/>
     <w:p>
       <w:r>
-        <w:t xml:space="preserve">Both </w:t>
-      </w:r>
-      <w:proofErr w:type="spellStart"/>
-      <w:r>
-        <w:t>tarballs</w:t>
-      </w:r>
-      <w:proofErr w:type="spellEnd"/>
-      <w:r>
-        <w:t xml:space="preserve"> are built and uploaded by cloudshell_deploy.py, which is run in AWS </w:t>
-      </w:r>
-      <w:proofErr w:type="spellStart"/>
-      <w:r>
-        <w:t>CloudShell</w:t>
-      </w:r>
-      <w:proofErr w:type="spellEnd"/>
-      <w:r>
-        <w:t xml:space="preserve"> (no local AWS credentials needed).</w:t>
+        <w:t>Tarballs are built locally by running create_tarballs.py, which outputs all 4 files into ml/s3_upload/ with the correct folder structure and names. You upload them to S3 manually, then run cloudshell_deploy.py in AWS CloudShell to create the SageMaker model/config/endpoint resources. To tear everything down and start fresh, run cloudshell_cleanup.py in CloudShell first.</w:t>
       </w:r>
     </w:p>
     <w:p>
@@ -5311,7 +4626,6 @@
             </w:tcMar>
           </w:tcPr>
           <w:p>
-            <w:proofErr w:type="spellStart"/>
             <w:r>
               <w:rPr>
                 <w:b/>
@@ -5319,75 +4633,33 @@
                 <w:sz w:val="19"/>
                 <w:szCs w:val="19"/>
               </w:rPr>
-              <w:t>Streamlit</w:t>
-            </w:r>
-            <w:proofErr w:type="spellEnd"/>
-            <w:r>
-              <w:rPr>
-                <w:b/>
-                <w:bCs/>
+              <w:t>Streamlit web application</w:t>
+            </w:r>
+          </w:p>
+        </w:tc>
+        <w:tc>
+          <w:tcPr>
+            <w:tcW w:w="3600" w:type="dxa"/>
+            <w:tcBorders>
+              <w:top w:val="single" w:sz="1" w:space="0" w:color="CCCCCC"/>
+              <w:left w:val="single" w:sz="1" w:space="0" w:color="CCCCCC"/>
+              <w:bottom w:val="single" w:sz="1" w:space="0" w:color="CCCCCC"/>
+              <w:right w:val="single" w:sz="1" w:space="0" w:color="CCCCCC"/>
+            </w:tcBorders>
+            <w:tcMar>
+              <w:top w:w="80" w:type="dxa"/>
+              <w:left w:w="120" w:type="dxa"/>
+              <w:bottom w:w="80" w:type="dxa"/>
+              <w:right w:w="120" w:type="dxa"/>
+            </w:tcMar>
+          </w:tcPr>
+          <w:p>
+            <w:r>
+              <w:rPr>
                 <w:sz w:val="19"/>
                 <w:szCs w:val="19"/>
               </w:rPr>
-              <w:t xml:space="preserve"> web application</w:t>
-            </w:r>
-          </w:p>
-        </w:tc>
-        <w:tc>
-          <w:tcPr>
-            <w:tcW w:w="3600" w:type="dxa"/>
-            <w:tcBorders>
-              <w:top w:val="single" w:sz="1" w:space="0" w:color="CCCCCC"/>
-              <w:left w:val="single" w:sz="1" w:space="0" w:color="CCCCCC"/>
-              <w:bottom w:val="single" w:sz="1" w:space="0" w:color="CCCCCC"/>
-              <w:right w:val="single" w:sz="1" w:space="0" w:color="CCCCCC"/>
-            </w:tcBorders>
-            <w:tcMar>
-              <w:top w:w="80" w:type="dxa"/>
-              <w:left w:w="120" w:type="dxa"/>
-              <w:bottom w:w="80" w:type="dxa"/>
-              <w:right w:w="120" w:type="dxa"/>
-            </w:tcMar>
-          </w:tcPr>
-          <w:p>
-            <w:r>
-              <w:rPr>
-                <w:sz w:val="19"/>
-                <w:szCs w:val="19"/>
-              </w:rPr>
-              <w:t xml:space="preserve">4-tab </w:t>
-            </w:r>
-            <w:proofErr w:type="spellStart"/>
-            <w:r>
-              <w:rPr>
-                <w:sz w:val="19"/>
-                <w:szCs w:val="19"/>
-              </w:rPr>
-              <w:t>Streamlit</w:t>
-            </w:r>
-            <w:proofErr w:type="spellEnd"/>
-            <w:r>
-              <w:rPr>
-                <w:sz w:val="19"/>
-                <w:szCs w:val="19"/>
-              </w:rPr>
-              <w:t xml:space="preserve"> app with sidebar, charts, forms, and chat interface. Run with </w:t>
-            </w:r>
-            <w:proofErr w:type="spellStart"/>
-            <w:r>
-              <w:rPr>
-                <w:sz w:val="19"/>
-                <w:szCs w:val="19"/>
-              </w:rPr>
-              <w:t>streamlit</w:t>
-            </w:r>
-            <w:proofErr w:type="spellEnd"/>
-            <w:r>
-              <w:rPr>
-                <w:sz w:val="19"/>
-                <w:szCs w:val="19"/>
-              </w:rPr>
-              <w:t xml:space="preserve"> run app.py.</w:t>
+              <w:t>4-tab Streamlit app with sidebar, charts, forms, and chat interface. Run with streamlit run app.py.</w:t>
             </w:r>
           </w:p>
         </w:tc>
@@ -5477,7 +4749,7 @@
                 <w:sz w:val="19"/>
                 <w:szCs w:val="19"/>
               </w:rPr>
-              <w:t>Two real-time inference endpoints: housing-regression-endpoint (Random Forest) and bank-classification-endpoint (Logistic Regression). Both deployed via cloudshell_deploy.py.</w:t>
+              <w:t>Two real-time inference endpoints: housing-regression-endpoint (Random Forest) and bank-classification-endpoint (Logistic Regression). Tarballs built by create_tarballs.py, uploaded to S3 manually, deployed via cloudshell_deploy.py in CloudShell.</w:t>
             </w:r>
           </w:p>
         </w:tc>
@@ -5505,18 +4777,8 @@
                 <w:sz w:val="17"/>
                 <w:szCs w:val="17"/>
               </w:rPr>
-              <w:t>ml/cloudshell_deploy.py, ml/artifacts/*.</w:t>
-            </w:r>
-            <w:proofErr w:type="spellStart"/>
-            <w:r>
-              <w:rPr>
-                <w:rFonts w:ascii="Courier New" w:eastAsia="Courier New" w:hAnsi="Courier New" w:cs="Courier New"/>
-                <w:sz w:val="17"/>
-                <w:szCs w:val="17"/>
-              </w:rPr>
-              <w:t>pkl</w:t>
-            </w:r>
-            <w:proofErr w:type="spellEnd"/>
+              <w:t>ml/create_tarballs.py, ml/cloudshell_deploy.py, ml/artifacts/*.pkl</w:t>
+            </w:r>
           </w:p>
         </w:tc>
       </w:tr>
@@ -5667,39 +4929,7 @@
                 <w:sz w:val="19"/>
                 <w:szCs w:val="19"/>
               </w:rPr>
-              <w:t xml:space="preserve">Gemini 2.5 Flash agent built with </w:t>
-            </w:r>
-            <w:proofErr w:type="gramStart"/>
-            <w:r>
-              <w:rPr>
-                <w:sz w:val="19"/>
-                <w:szCs w:val="19"/>
-              </w:rPr>
-              <w:t>the Google</w:t>
-            </w:r>
-            <w:proofErr w:type="gramEnd"/>
-            <w:r>
-              <w:rPr>
-                <w:sz w:val="19"/>
-                <w:szCs w:val="19"/>
-              </w:rPr>
-              <w:t xml:space="preserve"> ADK. </w:t>
-            </w:r>
-            <w:proofErr w:type="gramStart"/>
-            <w:r>
-              <w:rPr>
-                <w:sz w:val="19"/>
-                <w:szCs w:val="19"/>
-              </w:rPr>
-              <w:t>Has</w:t>
-            </w:r>
-            <w:proofErr w:type="gramEnd"/>
-            <w:r>
-              <w:rPr>
-                <w:sz w:val="19"/>
-                <w:szCs w:val="19"/>
-              </w:rPr>
-              <w:t xml:space="preserve"> 6 registered tools routing questions to SEC data, the property database, or press releases.</w:t>
+              <w:t>Gemini 2.5 Flash agent built with the Google ADK. Has 6 registered tools routing questions to SEC data, the property database, or press releases.</w:t>
             </w:r>
           </w:p>
         </w:tc>
@@ -5756,7 +4986,6 @@
             </w:tcMar>
           </w:tcPr>
           <w:p>
-            <w:proofErr w:type="spellStart"/>
             <w:r>
               <w:rPr>
                 <w:b/>
@@ -5764,17 +4993,7 @@
                 <w:sz w:val="19"/>
                 <w:szCs w:val="19"/>
               </w:rPr>
-              <w:t>Supabase</w:t>
-            </w:r>
-            <w:proofErr w:type="spellEnd"/>
-            <w:r>
-              <w:rPr>
-                <w:b/>
-                <w:bCs/>
-                <w:sz w:val="19"/>
-                <w:szCs w:val="19"/>
-              </w:rPr>
-              <w:t xml:space="preserve"> PostgreSQL database</w:t>
+              <w:t>Supabase PostgreSQL database</w:t>
             </w:r>
           </w:p>
         </w:tc>
@@ -5828,18 +5047,8 @@
                 <w:sz w:val="17"/>
                 <w:szCs w:val="17"/>
               </w:rPr>
-              <w:t>database/db_client.py, database/</w:t>
-            </w:r>
-            <w:proofErr w:type="spellStart"/>
-            <w:r>
-              <w:rPr>
-                <w:rFonts w:ascii="Courier New" w:eastAsia="Courier New" w:hAnsi="Courier New" w:cs="Courier New"/>
-                <w:sz w:val="17"/>
-                <w:szCs w:val="17"/>
-              </w:rPr>
-              <w:t>schema.sql</w:t>
-            </w:r>
-            <w:proofErr w:type="spellEnd"/>
+              <w:t>database/db_client.py, database/schema.sql</w:t>
+            </w:r>
           </w:p>
         </w:tc>
       </w:tr>
@@ -5900,39 +5109,7 @@
                 <w:sz w:val="19"/>
                 <w:szCs w:val="19"/>
               </w:rPr>
-              <w:t xml:space="preserve">Two trained scikit-learn models: Random Forest regression (California Housing) and Logistic Regression classification (Bank Marketing). Trained in </w:t>
-            </w:r>
-            <w:proofErr w:type="spellStart"/>
-            <w:r>
-              <w:rPr>
-                <w:sz w:val="19"/>
-                <w:szCs w:val="19"/>
-              </w:rPr>
-              <w:t>Jupyter</w:t>
-            </w:r>
-            <w:proofErr w:type="spellEnd"/>
-            <w:r>
-              <w:rPr>
-                <w:sz w:val="19"/>
-                <w:szCs w:val="19"/>
-              </w:rPr>
-              <w:t xml:space="preserve"> notebooks, serialized as </w:t>
-            </w:r>
-            <w:proofErr w:type="spellStart"/>
-            <w:r>
-              <w:rPr>
-                <w:sz w:val="19"/>
-                <w:szCs w:val="19"/>
-              </w:rPr>
-              <w:t>pkl</w:t>
-            </w:r>
-            <w:proofErr w:type="spellEnd"/>
-            <w:r>
-              <w:rPr>
-                <w:sz w:val="19"/>
-                <w:szCs w:val="19"/>
-              </w:rPr>
-              <w:t xml:space="preserve"> files.</w:t>
+              <w:t>Two trained scikit-learn models: Random Forest regression (California Housing) and Logistic Regression classification (Bank Marketing). Trained in Jupyter notebooks, serialized as pkl files.</w:t>
             </w:r>
           </w:p>
         </w:tc>
@@ -6022,23 +5199,7 @@
                 <w:sz w:val="19"/>
                 <w:szCs w:val="19"/>
               </w:rPr>
-              <w:t xml:space="preserve">Pulls annual revenue and net income for Realty Income directly from the SEC EDGAR public API (no API key required). Data </w:t>
-            </w:r>
-            <w:proofErr w:type="gramStart"/>
-            <w:r>
-              <w:rPr>
-                <w:sz w:val="19"/>
-                <w:szCs w:val="19"/>
-              </w:rPr>
-              <w:t>cached</w:t>
-            </w:r>
-            <w:proofErr w:type="gramEnd"/>
-            <w:r>
-              <w:rPr>
-                <w:sz w:val="19"/>
-                <w:szCs w:val="19"/>
-              </w:rPr>
-              <w:t xml:space="preserve"> locally as JSON.</w:t>
+              <w:t>Pulls annual revenue and net income for Realty Income directly from the SEC EDGAR public API (no API key required). Data cached locally as JSON.</w:t>
             </w:r>
           </w:p>
         </w:tc>
@@ -6060,52 +5221,14 @@
             </w:tcMar>
           </w:tcPr>
           <w:p>
-            <w:proofErr w:type="spellStart"/>
             <w:r>
               <w:rPr>
                 <w:rFonts w:ascii="Courier New" w:eastAsia="Courier New" w:hAnsi="Courier New" w:cs="Courier New"/>
                 <w:sz w:val="17"/>
                 <w:szCs w:val="17"/>
               </w:rPr>
-              <w:t>data_sources</w:t>
-            </w:r>
-            <w:proofErr w:type="spellEnd"/>
-            <w:r>
-              <w:rPr>
-                <w:rFonts w:ascii="Courier New" w:eastAsia="Courier New" w:hAnsi="Courier New" w:cs="Courier New"/>
-                <w:sz w:val="17"/>
-                <w:szCs w:val="17"/>
-              </w:rPr>
-              <w:t xml:space="preserve">/sec_edgar.py, </w:t>
-            </w:r>
-            <w:proofErr w:type="spellStart"/>
-            <w:r>
-              <w:rPr>
-                <w:rFonts w:ascii="Courier New" w:eastAsia="Courier New" w:hAnsi="Courier New" w:cs="Courier New"/>
-                <w:sz w:val="17"/>
-                <w:szCs w:val="17"/>
-              </w:rPr>
-              <w:t>data_sources</w:t>
-            </w:r>
-            <w:proofErr w:type="spellEnd"/>
-            <w:r>
-              <w:rPr>
-                <w:rFonts w:ascii="Courier New" w:eastAsia="Courier New" w:hAnsi="Courier New" w:cs="Courier New"/>
-                <w:sz w:val="17"/>
-                <w:szCs w:val="17"/>
-              </w:rPr>
-              <w:t>/</w:t>
-            </w:r>
-            <w:proofErr w:type="spellStart"/>
-            <w:r>
-              <w:rPr>
-                <w:rFonts w:ascii="Courier New" w:eastAsia="Courier New" w:hAnsi="Courier New" w:cs="Courier New"/>
-                <w:sz w:val="17"/>
-                <w:szCs w:val="17"/>
-              </w:rPr>
-              <w:t>realty_income_financials.json</w:t>
-            </w:r>
-            <w:proofErr w:type="spellEnd"/>
+              <w:t>data_sources/sec_edgar.py, data_sources/realty_income_financials.json</w:t>
+            </w:r>
           </w:p>
         </w:tc>
       </w:tr>
@@ -6167,23 +5290,7 @@
                 <w:sz w:val="19"/>
                 <w:szCs w:val="19"/>
               </w:rPr>
-              <w:t xml:space="preserve">Three separate cloud providers used: AWS (SageMaker + Bedrock), Google Cloud (Vertex AI), and </w:t>
-            </w:r>
-            <w:proofErr w:type="spellStart"/>
-            <w:r>
-              <w:rPr>
-                <w:sz w:val="19"/>
-                <w:szCs w:val="19"/>
-              </w:rPr>
-              <w:t>Supabase</w:t>
-            </w:r>
-            <w:proofErr w:type="spellEnd"/>
-            <w:r>
-              <w:rPr>
-                <w:sz w:val="19"/>
-                <w:szCs w:val="19"/>
-              </w:rPr>
-              <w:t xml:space="preserve"> (PostgreSQL). Each serves a distinct function.</w:t>
+              <w:t>Three separate cloud providers used: AWS (SageMaker + Bedrock), Google Cloud (Vertex AI), and Supabase (PostgreSQL). Each serves a distinct function.</w:t>
             </w:r>
           </w:p>
         </w:tc>
@@ -6273,23 +5380,7 @@
                 <w:sz w:val="19"/>
                 <w:szCs w:val="19"/>
               </w:rPr>
-              <w:t xml:space="preserve">Financials tab shows KPI metrics, bar charts for revenue and net income, and a combined trend line chart using </w:t>
-            </w:r>
-            <w:proofErr w:type="spellStart"/>
-            <w:r>
-              <w:rPr>
-                <w:sz w:val="19"/>
-                <w:szCs w:val="19"/>
-              </w:rPr>
-              <w:t>Plotly</w:t>
-            </w:r>
-            <w:proofErr w:type="spellEnd"/>
-            <w:r>
-              <w:rPr>
-                <w:sz w:val="19"/>
-                <w:szCs w:val="19"/>
-              </w:rPr>
-              <w:t>. Data sourced from SEC EDGAR.</w:t>
+              <w:t>Financials tab shows KPI metrics, bar charts for revenue and net income, and a combined trend line chart using Plotly. Data sourced from SEC EDGAR.</w:t>
             </w:r>
           </w:p>
         </w:tc>
@@ -6317,25 +5408,7 @@
                 <w:sz w:val="17"/>
                 <w:szCs w:val="17"/>
               </w:rPr>
-              <w:t>app.py (</w:t>
-            </w:r>
-            <w:proofErr w:type="spellStart"/>
-            <w:r>
-              <w:rPr>
-                <w:rFonts w:ascii="Courier New" w:eastAsia="Courier New" w:hAnsi="Courier New" w:cs="Courier New"/>
-                <w:sz w:val="17"/>
-                <w:szCs w:val="17"/>
-              </w:rPr>
-              <w:t>tab_fin</w:t>
-            </w:r>
-            <w:proofErr w:type="spellEnd"/>
-            <w:r>
-              <w:rPr>
-                <w:rFonts w:ascii="Courier New" w:eastAsia="Courier New" w:hAnsi="Courier New" w:cs="Courier New"/>
-                <w:sz w:val="17"/>
-                <w:szCs w:val="17"/>
-              </w:rPr>
-              <w:t xml:space="preserve"> section)</w:t>
+              <w:t>app.py (tab_fin section)</w:t>
             </w:r>
           </w:p>
         </w:tc>
@@ -6397,23 +5470,7 @@
                 <w:sz w:val="19"/>
                 <w:szCs w:val="19"/>
               </w:rPr>
-              <w:t xml:space="preserve">Bedrock </w:t>
-            </w:r>
-            <w:proofErr w:type="gramStart"/>
-            <w:r>
-              <w:rPr>
-                <w:sz w:val="19"/>
-                <w:szCs w:val="19"/>
-              </w:rPr>
-              <w:t>summarize(</w:t>
-            </w:r>
-            <w:proofErr w:type="gramEnd"/>
-            <w:r>
-              <w:rPr>
-                <w:sz w:val="19"/>
-                <w:szCs w:val="19"/>
-              </w:rPr>
-              <w:t>) generates a 2-3 sentence summary of Realty Income's recent financial performance on demand in the Financials tab.</w:t>
+              <w:t>Bedrock summarize() generates a 2-3 sentence summary of Realty Income's recent financial performance on demand in the Financials tab.</w:t>
             </w:r>
           </w:p>
         </w:tc>
@@ -6515,18 +5572,8 @@
         </w:numPr>
       </w:pPr>
       <w:r>
-        <w:t xml:space="preserve">Financial questions → data_sources/sec_edgar.py → </w:t>
-      </w:r>
-      <w:proofErr w:type="spellStart"/>
-      <w:r>
-        <w:t>realty_income_</w:t>
-      </w:r>
-      <w:proofErr w:type="gramStart"/>
-      <w:r>
-        <w:t>financials.json</w:t>
-      </w:r>
-      <w:proofErr w:type="spellEnd"/>
-      <w:proofErr w:type="gramEnd"/>
+        <w:t>Financial questions → data_sources/sec_edgar.py → realty_income_financials.json</w:t>
+      </w:r>
     </w:p>
     <w:p>
       <w:pPr>
@@ -6537,15 +5584,7 @@
         </w:numPr>
       </w:pPr>
       <w:r>
-        <w:t xml:space="preserve">Property questions → database/db_client.py → </w:t>
-      </w:r>
-      <w:proofErr w:type="spellStart"/>
-      <w:r>
-        <w:t>Supabase</w:t>
-      </w:r>
-      <w:proofErr w:type="spellEnd"/>
-      <w:r>
-        <w:t xml:space="preserve"> PostgreSQL</w:t>
+        <w:t>Property questions → database/db_client.py → Supabase PostgreSQL</w:t>
       </w:r>
     </w:p>
     <w:p>
@@ -6557,18 +5596,8 @@
         </w:numPr>
       </w:pPr>
       <w:r>
-        <w:t xml:space="preserve">News questions → data_sources/press_release_client.py → </w:t>
-      </w:r>
-      <w:proofErr w:type="spellStart"/>
-      <w:r>
-        <w:t>press_</w:t>
-      </w:r>
-      <w:proofErr w:type="gramStart"/>
-      <w:r>
-        <w:t>releases.json</w:t>
-      </w:r>
-      <w:proofErr w:type="spellEnd"/>
-      <w:proofErr w:type="gramEnd"/>
+        <w:t>News questions → data_sources/press_release_client.py → press_releases.json</w:t>
+      </w:r>
     </w:p>
     <w:p>
       <w:pPr>
@@ -6579,23 +5608,7 @@
         </w:numPr>
       </w:pPr>
       <w:r>
-        <w:t xml:space="preserve">If Vertex AI fails → chatbot/bedrock_client.py </w:t>
-      </w:r>
-      <w:proofErr w:type="spellStart"/>
-      <w:r>
-        <w:t>fallback_</w:t>
-      </w:r>
-      <w:proofErr w:type="gramStart"/>
-      <w:r>
-        <w:t>answer</w:t>
-      </w:r>
-      <w:proofErr w:type="spellEnd"/>
-      <w:r>
-        <w:t>(</w:t>
-      </w:r>
-      <w:proofErr w:type="gramEnd"/>
-      <w:r>
-        <w:t>) → Amazon Nova Micro</w:t>
+        <w:t>If Vertex AI fails → chatbot/bedrock_client.py fallback_answer() → Amazon Nova Micro</w:t>
       </w:r>
     </w:p>
     <w:p/>
@@ -6616,25 +5629,7 @@
         </w:numPr>
       </w:pPr>
       <w:r>
-        <w:t xml:space="preserve">app.py reads </w:t>
-      </w:r>
-      <w:proofErr w:type="spellStart"/>
-      <w:proofErr w:type="gramStart"/>
-      <w:r>
-        <w:t>realty</w:t>
-      </w:r>
-      <w:proofErr w:type="gramEnd"/>
-      <w:r>
-        <w:t>_income_</w:t>
-      </w:r>
-      <w:proofErr w:type="gramStart"/>
-      <w:r>
-        <w:t>financials.json</w:t>
-      </w:r>
-      <w:proofErr w:type="spellEnd"/>
-      <w:proofErr w:type="gramEnd"/>
-      <w:r>
-        <w:t xml:space="preserve"> (or runs sec_edgar.py to download fresh data)</w:t>
+        <w:t>app.py reads realty_income_financials.json (or runs sec_edgar.py to download fresh data)</w:t>
       </w:r>
     </w:p>
     <w:p>
@@ -6646,15 +5641,7 @@
         </w:numPr>
       </w:pPr>
       <w:r>
-        <w:t xml:space="preserve">Renders KPI metrics and </w:t>
-      </w:r>
-      <w:proofErr w:type="spellStart"/>
-      <w:r>
-        <w:t>Plotly</w:t>
-      </w:r>
-      <w:proofErr w:type="spellEnd"/>
-      <w:r>
-        <w:t xml:space="preserve"> charts</w:t>
+        <w:t>Renders KPI metrics and Plotly charts</w:t>
       </w:r>
     </w:p>
     <w:p>
@@ -6666,15 +5653,7 @@
         </w:numPr>
       </w:pPr>
       <w:r>
-        <w:t xml:space="preserve">AI Summary button → chatbot/bedrock_client.py </w:t>
-      </w:r>
-      <w:proofErr w:type="gramStart"/>
-      <w:r>
-        <w:t>summarize(</w:t>
-      </w:r>
-      <w:proofErr w:type="gramEnd"/>
-      <w:r>
-        <w:t>) → Amazon Nova Micro</w:t>
+        <w:t>AI Summary button → chatbot/bedrock_client.py summarize() → Amazon Nova Micro</w:t>
       </w:r>
     </w:p>
     <w:p/>
@@ -6707,23 +5686,7 @@
         </w:numPr>
       </w:pPr>
       <w:r>
-        <w:t xml:space="preserve">app.py calls SageMaker </w:t>
-      </w:r>
-      <w:proofErr w:type="spellStart"/>
-      <w:r>
-        <w:t>invoke_</w:t>
-      </w:r>
-      <w:proofErr w:type="gramStart"/>
-      <w:r>
-        <w:t>endpoint</w:t>
-      </w:r>
-      <w:proofErr w:type="spellEnd"/>
-      <w:r>
-        <w:t>(</w:t>
-      </w:r>
-      <w:proofErr w:type="gramEnd"/>
-      <w:r>
-        <w:t>) (housing-regression-endpoint or bank-classification-endpoint)</w:t>
+        <w:t>app.py calls SageMaker invoke_endpoint() (housing-regression-endpoint or bank-classification-endpoint)</w:t>
       </w:r>
     </w:p>
     <w:p>
@@ -6735,15 +5698,7 @@
         </w:numPr>
       </w:pPr>
       <w:r>
-        <w:t xml:space="preserve">SageMaker container loads </w:t>
-      </w:r>
-      <w:proofErr w:type="spellStart"/>
-      <w:r>
-        <w:t>pkl</w:t>
-      </w:r>
-      <w:proofErr w:type="spellEnd"/>
-      <w:r>
-        <w:t xml:space="preserve"> files from S3 (model.tar.gz) and runs inference.py (from sourcedir.tar.gz)</w:t>
+        <w:t>SageMaker container loads pkl files from S3 (model.tar.gz) and runs inference.py (from sourcedir.tar.gz)</w:t>
       </w:r>
     </w:p>
     <w:p>
@@ -6755,15 +5710,7 @@
         </w:numPr>
       </w:pPr>
       <w:r>
-        <w:t xml:space="preserve">If SageMaker fails → app.py imports ml/inference_regression.py or ml/inference_classification.py and runs prediction locally using </w:t>
-      </w:r>
-      <w:proofErr w:type="spellStart"/>
-      <w:r>
-        <w:t>pkl</w:t>
-      </w:r>
-      <w:proofErr w:type="spellEnd"/>
-      <w:r>
-        <w:t xml:space="preserve"> files in ml/artifacts/</w:t>
+        <w:t>If SageMaker fails → app.py imports ml/inference_regression.py or ml/inference_classification.py and runs prediction locally using pkl files in ml/artifacts/</w:t>
       </w:r>
     </w:p>
     <w:p>
@@ -6797,13 +5744,8 @@
       <w:pPr>
         <w:pStyle w:val="Heading2"/>
       </w:pPr>
-      <w:proofErr w:type="gramStart"/>
-      <w:r>
-        <w:t>.env</w:t>
-      </w:r>
-      <w:proofErr w:type="gramEnd"/>
-      <w:r>
-        <w:t xml:space="preserve"> File — Required Variables</w:t>
+      <w:r>
+        <w:t>.env File — Required Variables</w:t>
       </w:r>
     </w:p>
     <w:p/>
@@ -7199,37 +6141,12 @@
             </w:tcMar>
           </w:tcPr>
           <w:p>
-            <w:proofErr w:type="spellStart"/>
             <w:r>
               <w:rPr>
                 <w:sz w:val="19"/>
                 <w:szCs w:val="19"/>
               </w:rPr>
-              <w:t>Supabase</w:t>
-            </w:r>
-            <w:proofErr w:type="spellEnd"/>
-            <w:r>
-              <w:rPr>
-                <w:sz w:val="19"/>
-                <w:szCs w:val="19"/>
-              </w:rPr>
-              <w:t xml:space="preserve"> PostgreSQL host (from </w:t>
-            </w:r>
-            <w:proofErr w:type="spellStart"/>
-            <w:r>
-              <w:rPr>
-                <w:sz w:val="19"/>
-                <w:szCs w:val="19"/>
-              </w:rPr>
-              <w:t>Supabase</w:t>
-            </w:r>
-            <w:proofErr w:type="spellEnd"/>
-            <w:r>
-              <w:rPr>
-                <w:sz w:val="19"/>
-                <w:szCs w:val="19"/>
-              </w:rPr>
-              <w:t xml:space="preserve"> project settings)</w:t>
+              <w:t>Supabase PostgreSQL host (from Supabase project settings)</w:t>
             </w:r>
           </w:p>
         </w:tc>
@@ -7348,7 +6265,6 @@
             </w:tcMar>
           </w:tcPr>
           <w:p>
-            <w:proofErr w:type="spellStart"/>
             <w:r>
               <w:rPr>
                 <w:sz w:val="19"/>
@@ -7356,7 +6272,6 @@
               </w:rPr>
               <w:t>postgres</w:t>
             </w:r>
-            <w:proofErr w:type="spellEnd"/>
           </w:p>
         </w:tc>
       </w:tr>
@@ -7412,7 +6327,6 @@
             </w:tcMar>
           </w:tcPr>
           <w:p>
-            <w:proofErr w:type="spellStart"/>
             <w:r>
               <w:rPr>
                 <w:sz w:val="19"/>
@@ -7420,7 +6334,6 @@
               </w:rPr>
               <w:t>postgres</w:t>
             </w:r>
-            <w:proofErr w:type="spellEnd"/>
           </w:p>
         </w:tc>
       </w:tr>
@@ -7476,21 +6389,12 @@
             </w:tcMar>
           </w:tcPr>
           <w:p>
-            <w:proofErr w:type="spellStart"/>
             <w:r>
               <w:rPr>
                 <w:sz w:val="19"/>
                 <w:szCs w:val="19"/>
               </w:rPr>
-              <w:t>Supabase</w:t>
-            </w:r>
-            <w:proofErr w:type="spellEnd"/>
-            <w:r>
-              <w:rPr>
-                <w:sz w:val="19"/>
-                <w:szCs w:val="19"/>
-              </w:rPr>
-              <w:t xml:space="preserve"> database password</w:t>
+              <w:t>Supabase database password</w:t>
             </w:r>
           </w:p>
         </w:tc>
@@ -7527,21 +6431,8 @@
         </w:numPr>
       </w:pPr>
       <w:r>
-        <w:t xml:space="preserve">models/regression/model_regression.tar.gz — </w:t>
-      </w:r>
-      <w:proofErr w:type="spellStart"/>
-      <w:r>
-        <w:t>pkl</w:t>
-      </w:r>
-      <w:proofErr w:type="spellEnd"/>
-      <w:r>
-        <w:t xml:space="preserve"> files for housing </w:t>
-      </w:r>
-      <w:proofErr w:type="gramStart"/>
-      <w:r>
-        <w:t>model</w:t>
-      </w:r>
-      <w:proofErr w:type="gramEnd"/>
+        <w:t>models/regression/model_regression.tar.gz — pkl files for housing model</w:t>
+      </w:r>
     </w:p>
     <w:p>
       <w:pPr>
@@ -7552,13 +6443,8 @@
         </w:numPr>
       </w:pPr>
       <w:r>
-        <w:t xml:space="preserve">models/regression/sourcedir.tar.gz — inference code for housing </w:t>
-      </w:r>
-      <w:proofErr w:type="gramStart"/>
-      <w:r>
-        <w:t>model</w:t>
-      </w:r>
-      <w:proofErr w:type="gramEnd"/>
+        <w:t>models/regression/sourcedir.tar.gz — inference code for housing model</w:t>
+      </w:r>
     </w:p>
     <w:p>
       <w:pPr>
@@ -7569,15 +6455,7 @@
         </w:numPr>
       </w:pPr>
       <w:r>
-        <w:t xml:space="preserve">models/classification/model_classification.tar.gz — </w:t>
-      </w:r>
-      <w:proofErr w:type="spellStart"/>
-      <w:r>
-        <w:t>pkl</w:t>
-      </w:r>
-      <w:proofErr w:type="spellEnd"/>
-      <w:r>
-        <w:t xml:space="preserve"> files for bank model</w:t>
+        <w:t>models/classification/model_classification.tar.gz — pkl files for bank model</w:t>
       </w:r>
     </w:p>
     <w:p>
@@ -7589,13 +6467,8 @@
         </w:numPr>
       </w:pPr>
       <w:r>
-        <w:t xml:space="preserve">models/classification/sourcedir.tar.gz — inference code for bank </w:t>
-      </w:r>
-      <w:proofErr w:type="gramStart"/>
-      <w:r>
-        <w:t>model</w:t>
-      </w:r>
-      <w:proofErr w:type="gramEnd"/>
+        <w:t>models/classification/sourcedir.tar.gz — inference code for bank model</w:t>
+      </w:r>
     </w:p>
     <w:p>
       <w:pPr>
@@ -7618,34 +6491,8 @@
         </w:numPr>
       </w:pPr>
       <w:r>
-        <w:t xml:space="preserve">IAM Role: </w:t>
-      </w:r>
-      <w:proofErr w:type="spellStart"/>
-      <w:proofErr w:type="gramStart"/>
-      <w:r>
-        <w:t>arn:aws</w:t>
-      </w:r>
-      <w:proofErr w:type="gramEnd"/>
-      <w:r>
-        <w:t>:</w:t>
-      </w:r>
-      <w:proofErr w:type="gramStart"/>
-      <w:r>
-        <w:t>iam</w:t>
-      </w:r>
-      <w:proofErr w:type="spellEnd"/>
-      <w:r>
-        <w:t>::864795784776:role</w:t>
-      </w:r>
-      <w:proofErr w:type="gramEnd"/>
-      <w:r>
-        <w:t>/</w:t>
-      </w:r>
-      <w:proofErr w:type="spellStart"/>
-      <w:r>
-        <w:t>SageMakerExecutionRole</w:t>
-      </w:r>
-      <w:proofErr w:type="spellEnd"/>
+        <w:t>IAM Role: arn:aws:iam::864795784776:role/SageMakerExecutionRole</w:t>
+      </w:r>
     </w:p>
     <w:p>
       <w:pPr>
@@ -7656,15 +6503,7 @@
         </w:numPr>
       </w:pPr>
       <w:r>
-        <w:t xml:space="preserve">Bedrock Model: </w:t>
-      </w:r>
-      <w:proofErr w:type="gramStart"/>
-      <w:r>
-        <w:t>amazon.nova</w:t>
-      </w:r>
-      <w:proofErr w:type="gramEnd"/>
-      <w:r>
-        <w:t>-micro-v1:0</w:t>
+        <w:t>Bedrock Model: amazon.nova-micro-v1:0</w:t>
       </w:r>
     </w:p>
     <w:p/>
@@ -7685,15 +6524,7 @@
         </w:numPr>
       </w:pPr>
       <w:r>
-        <w:t xml:space="preserve">Vertex AI Agent: </w:t>
-      </w:r>
-      <w:proofErr w:type="spellStart"/>
-      <w:r>
-        <w:t>financial_assistant</w:t>
-      </w:r>
-      <w:proofErr w:type="spellEnd"/>
-      <w:r>
-        <w:t xml:space="preserve"> (Gemini 2.5 Flash model: gemini-2.5-flash)</w:t>
+        <w:t>Vertex AI Agent: financial_assistant (Gemini 2.5 Flash model: gemini-2.5-flash)</w:t>
       </w:r>
     </w:p>
     <w:p>
@@ -7705,20 +6536,7 @@
         </w:numPr>
       </w:pPr>
       <w:r>
-        <w:t xml:space="preserve">Credentials: </w:t>
-      </w:r>
-      <w:proofErr w:type="spellStart"/>
-      <w:r>
-        <w:t>gcp_</w:t>
-      </w:r>
-      <w:proofErr w:type="gramStart"/>
-      <w:r>
-        <w:t>credentials.json</w:t>
-      </w:r>
-      <w:proofErr w:type="spellEnd"/>
-      <w:proofErr w:type="gramEnd"/>
-      <w:r>
-        <w:t xml:space="preserve"> (service account)</w:t>
+        <w:t>Credentials: gcp_credentials.json (service account)</w:t>
       </w:r>
     </w:p>
     <w:p/>
@@ -7726,13 +6544,8 @@
       <w:pPr>
         <w:pStyle w:val="Heading2"/>
       </w:pPr>
-      <w:proofErr w:type="spellStart"/>
-      <w:r>
-        <w:t>Supabase</w:t>
-      </w:r>
-      <w:proofErr w:type="spellEnd"/>
-      <w:r>
-        <w:t xml:space="preserve"> Resources</w:t>
+      <w:r>
+        <w:t>Supabase Resources</w:t>
       </w:r>
     </w:p>
     <w:p>
@@ -7744,23 +6557,7 @@
         </w:numPr>
       </w:pPr>
       <w:r>
-        <w:t xml:space="preserve">Database: </w:t>
-      </w:r>
-      <w:proofErr w:type="spellStart"/>
-      <w:r>
-        <w:t>postgres</w:t>
-      </w:r>
-      <w:proofErr w:type="spellEnd"/>
-      <w:r>
-        <w:t xml:space="preserve"> (hosted on </w:t>
-      </w:r>
-      <w:proofErr w:type="spellStart"/>
-      <w:r>
-        <w:t>Supabase</w:t>
-      </w:r>
-      <w:proofErr w:type="spellEnd"/>
-      <w:r>
-        <w:t>)</w:t>
+        <w:t>Database: postgres (hosted on Supabase)</w:t>
       </w:r>
     </w:p>
     <w:p>
@@ -7823,13 +6620,8 @@
           <w:numId w:val="2"/>
         </w:numPr>
       </w:pPr>
-      <w:proofErr w:type="gramStart"/>
-      <w:r>
-        <w:t>Introduce</w:t>
-      </w:r>
-      <w:proofErr w:type="gramEnd"/>
-      <w:r>
-        <w:t xml:space="preserve"> the project: Financial Assistant for Realty Income Corporation</w:t>
+      <w:r>
+        <w:t>Introduce the project: Financial Assistant for Realty Income Corporation</w:t>
       </w:r>
     </w:p>
     <w:p>
@@ -7841,21 +6633,8 @@
         </w:numPr>
       </w:pPr>
       <w:r>
-        <w:t xml:space="preserve">Mention the 5 services: </w:t>
-      </w:r>
-      <w:proofErr w:type="spellStart"/>
-      <w:r>
-        <w:t>Streamlit</w:t>
-      </w:r>
-      <w:proofErr w:type="spellEnd"/>
-      <w:r>
-        <w:t xml:space="preserve">, SageMaker, Bedrock, Vertex AI, </w:t>
-      </w:r>
-      <w:proofErr w:type="spellStart"/>
-      <w:r>
-        <w:t>Supabase</w:t>
-      </w:r>
-      <w:proofErr w:type="spellEnd"/>
+        <w:t>Mention the 5 services: Streamlit, SageMaker, Bedrock, Vertex AI, Supabase</w:t>
+      </w:r>
     </w:p>
     <w:p/>
     <w:p>
@@ -7920,15 +6699,7 @@
         </w:numPr>
       </w:pPr>
       <w:r>
-        <w:t>Ask: 'What was Realty Income's revenue last year</w:t>
-      </w:r>
-      <w:proofErr w:type="gramStart"/>
-      <w:r>
-        <w:t>?' —</w:t>
-      </w:r>
-      <w:proofErr w:type="gramEnd"/>
-      <w:r>
-        <w:t xml:space="preserve"> shows Vertex AI + SEC EDGAR tool</w:t>
+        <w:t>Ask: 'What was Realty Income's revenue last year?' — shows Vertex AI + SEC EDGAR tool</w:t>
       </w:r>
     </w:p>
     <w:p>
@@ -7940,23 +6711,7 @@
         </w:numPr>
       </w:pPr>
       <w:r>
-        <w:t xml:space="preserve">Ask: 'Show me properties in </w:t>
-      </w:r>
-      <w:proofErr w:type="gramStart"/>
-      <w:r>
-        <w:t>Chicago' —</w:t>
-      </w:r>
-      <w:proofErr w:type="gramEnd"/>
-      <w:r>
-        <w:t xml:space="preserve"> shows Vertex AI + </w:t>
-      </w:r>
-      <w:proofErr w:type="spellStart"/>
-      <w:r>
-        <w:t>Supabase</w:t>
-      </w:r>
-      <w:proofErr w:type="spellEnd"/>
-      <w:r>
-        <w:t xml:space="preserve"> database tool</w:t>
+        <w:t>Ask: 'Show me properties in Chicago' — shows Vertex AI + Supabase database tool</w:t>
       </w:r>
     </w:p>
     <w:p>
@@ -7968,15 +6723,7 @@
         </w:numPr>
       </w:pPr>
       <w:r>
-        <w:t>Ask: 'Any recent acquisitions</w:t>
-      </w:r>
-      <w:proofErr w:type="gramStart"/>
-      <w:r>
-        <w:t>?' —</w:t>
-      </w:r>
-      <w:proofErr w:type="gramEnd"/>
-      <w:r>
-        <w:t xml:space="preserve"> shows Vertex AI + press release tool</w:t>
+        <w:t>Ask: 'Any recent acquisitions?' — shows Vertex AI + press release tool</w:t>
       </w:r>
     </w:p>
     <w:p>
@@ -8033,15 +6780,7 @@
         </w:numPr>
       </w:pPr>
       <w:r>
-        <w:t xml:space="preserve">Click 'Generate financial </w:t>
-      </w:r>
-      <w:proofErr w:type="gramStart"/>
-      <w:r>
-        <w:t>summary' —</w:t>
-      </w:r>
-      <w:proofErr w:type="gramEnd"/>
-      <w:r>
-        <w:t xml:space="preserve"> shows Bedrock AI summarization</w:t>
+        <w:t>Click 'Generate financial summary' — shows Bedrock AI summarization</w:t>
       </w:r>
     </w:p>
     <w:p/>
@@ -8152,15 +6891,7 @@
         </w:numPr>
       </w:pPr>
       <w:r>
-        <w:t>Show cloudshell_deploy.py — explain the two-</w:t>
-      </w:r>
-      <w:proofErr w:type="spellStart"/>
-      <w:r>
-        <w:t>tarball</w:t>
-      </w:r>
-      <w:proofErr w:type="spellEnd"/>
-      <w:r>
-        <w:t xml:space="preserve"> pattern</w:t>
+        <w:t>Show create_tarballs.py — explain how it bundles the inference code and pkl files into separate tarballs in ml/s3_upload/</w:t>
       </w:r>
     </w:p>
     <w:p>
@@ -8172,13 +6903,8 @@
         </w:numPr>
       </w:pPr>
       <w:r>
-        <w:t xml:space="preserve">Show S3 bucket with the four </w:t>
-      </w:r>
-      <w:proofErr w:type="spellStart"/>
-      <w:r>
-        <w:t>tarballs</w:t>
-      </w:r>
-      <w:proofErr w:type="spellEnd"/>
+        <w:t>Show S3 bucket with the four tarballs</w:t>
+      </w:r>
     </w:p>
     <w:p>
       <w:pPr>
@@ -8189,13 +6915,8 @@
         </w:numPr>
       </w:pPr>
       <w:r>
-        <w:t xml:space="preserve">Show SageMaker console with the two endpoints </w:t>
-      </w:r>
-      <w:proofErr w:type="spellStart"/>
-      <w:r>
-        <w:t>InService</w:t>
-      </w:r>
-      <w:proofErr w:type="spellEnd"/>
+        <w:t>Show SageMaker console with the two endpoints InService</w:t>
+      </w:r>
     </w:p>
     <w:p/>
     <w:p>
@@ -8216,15 +6937,7 @@
         </w:numPr>
       </w:pPr>
       <w:r>
-        <w:t xml:space="preserve">Show </w:t>
-      </w:r>
-      <w:proofErr w:type="spellStart"/>
-      <w:r>
-        <w:t>Supabase</w:t>
-      </w:r>
-      <w:proofErr w:type="spellEnd"/>
-      <w:r>
-        <w:t xml:space="preserve"> dashboard with properties and financials tables</w:t>
+        <w:t>Show Supabase dashboard with properties and financials tables</w:t>
       </w:r>
     </w:p>
     <w:p>
@@ -8236,15 +6949,7 @@
         </w:numPr>
       </w:pPr>
       <w:r>
-        <w:t xml:space="preserve">Show </w:t>
-      </w:r>
-      <w:proofErr w:type="spellStart"/>
-      <w:r>
-        <w:t>schema.sql</w:t>
-      </w:r>
-      <w:proofErr w:type="spellEnd"/>
-      <w:r>
-        <w:t xml:space="preserve"> — explain the 25 properties across 8 metros</w:t>
+        <w:t>Show schema.sql — explain the 25 properties across 8 metros</w:t>
       </w:r>
     </w:p>
     <w:p/>

--- a/docs/Project_Documentation.docx
+++ b/docs/Project_Documentation.docx
@@ -86,12 +86,6 @@
         <w:gridCol w:w="1872"/>
       </w:tblGrid>
       <w:tr>
-        <w:tblPrEx>
-          <w:tblCellMar>
-            <w:top w:w="0" w:type="dxa"/>
-            <w:bottom w:w="0" w:type="dxa"/>
-          </w:tblCellMar>
-        </w:tblPrEx>
         <w:tc>
           <w:tcPr>
             <w:tcW w:w="1800" w:type="dxa"/>
@@ -400,18 +394,12 @@
         <w:tblLook w:val="0000" w:firstRow="0" w:lastRow="0" w:firstColumn="0" w:lastColumn="0" w:noHBand="0" w:noVBand="0"/>
       </w:tblPr>
       <w:tblGrid>
-        <w:gridCol w:w="4525"/>
-        <w:gridCol w:w="2642"/>
-        <w:gridCol w:w="1221"/>
-        <w:gridCol w:w="1121"/>
+        <w:gridCol w:w="4453"/>
+        <w:gridCol w:w="2601"/>
+        <w:gridCol w:w="1204"/>
+        <w:gridCol w:w="1460"/>
       </w:tblGrid>
       <w:tr>
-        <w:tblPrEx>
-          <w:tblCellMar>
-            <w:top w:w="0" w:type="dxa"/>
-            <w:bottom w:w="0" w:type="dxa"/>
-          </w:tblCellMar>
-        </w:tblPrEx>
         <w:trPr>
           <w:tblHeader/>
         </w:trPr>
@@ -537,12 +525,6 @@
         </w:tc>
       </w:tr>
       <w:tr>
-        <w:tblPrEx>
-          <w:tblCellMar>
-            <w:top w:w="0" w:type="dxa"/>
-            <w:bottom w:w="0" w:type="dxa"/>
-          </w:tblCellMar>
-        </w:tblPrEx>
         <w:tc>
           <w:tcPr>
             <w:tcW w:w="9360" w:type="dxa"/>
@@ -576,12 +558,6 @@
         </w:tc>
       </w:tr>
       <w:tr>
-        <w:tblPrEx>
-          <w:tblCellMar>
-            <w:top w:w="0" w:type="dxa"/>
-            <w:bottom w:w="0" w:type="dxa"/>
-          </w:tblCellMar>
-        </w:tblPrEx>
         <w:tc>
           <w:tcPr>
             <w:tcW w:w="2400" w:type="dxa"/>
@@ -693,12 +669,6 @@
         </w:tc>
       </w:tr>
       <w:tr>
-        <w:tblPrEx>
-          <w:tblCellMar>
-            <w:top w:w="0" w:type="dxa"/>
-            <w:bottom w:w="0" w:type="dxa"/>
-          </w:tblCellMar>
-        </w:tblPrEx>
         <w:tc>
           <w:tcPr>
             <w:tcW w:w="2400" w:type="dxa"/>
@@ -802,12 +772,6 @@
         </w:tc>
       </w:tr>
       <w:tr>
-        <w:tblPrEx>
-          <w:tblCellMar>
-            <w:top w:w="0" w:type="dxa"/>
-            <w:bottom w:w="0" w:type="dxa"/>
-          </w:tblCellMar>
-        </w:tblPrEx>
         <w:tc>
           <w:tcPr>
             <w:tcW w:w="2400" w:type="dxa"/>
@@ -919,12 +883,6 @@
         </w:tc>
       </w:tr>
       <w:tr>
-        <w:tblPrEx>
-          <w:tblCellMar>
-            <w:top w:w="0" w:type="dxa"/>
-            <w:bottom w:w="0" w:type="dxa"/>
-          </w:tblCellMar>
-        </w:tblPrEx>
         <w:tc>
           <w:tcPr>
             <w:tcW w:w="9360" w:type="dxa"/>
@@ -958,12 +916,6 @@
         </w:tc>
       </w:tr>
       <w:tr>
-        <w:tblPrEx>
-          <w:tblCellMar>
-            <w:top w:w="0" w:type="dxa"/>
-            <w:bottom w:w="0" w:type="dxa"/>
-          </w:tblCellMar>
-        </w:tblPrEx>
         <w:tc>
           <w:tcPr>
             <w:tcW w:w="2400" w:type="dxa"/>
@@ -1075,12 +1027,6 @@
         </w:tc>
       </w:tr>
       <w:tr>
-        <w:tblPrEx>
-          <w:tblCellMar>
-            <w:top w:w="0" w:type="dxa"/>
-            <w:bottom w:w="0" w:type="dxa"/>
-          </w:tblCellMar>
-        </w:tblPrEx>
         <w:tc>
           <w:tcPr>
             <w:tcW w:w="2400" w:type="dxa"/>
@@ -1192,12 +1138,6 @@
         </w:tc>
       </w:tr>
       <w:tr>
-        <w:tblPrEx>
-          <w:tblCellMar>
-            <w:top w:w="0" w:type="dxa"/>
-            <w:bottom w:w="0" w:type="dxa"/>
-          </w:tblCellMar>
-        </w:tblPrEx>
         <w:tc>
           <w:tcPr>
             <w:tcW w:w="2400" w:type="dxa"/>
@@ -1309,12 +1249,6 @@
         </w:tc>
       </w:tr>
       <w:tr>
-        <w:tblPrEx>
-          <w:tblCellMar>
-            <w:top w:w="0" w:type="dxa"/>
-            <w:bottom w:w="0" w:type="dxa"/>
-          </w:tblCellMar>
-        </w:tblPrEx>
         <w:tc>
           <w:tcPr>
             <w:tcW w:w="9360" w:type="dxa"/>
@@ -1348,12 +1282,6 @@
         </w:tc>
       </w:tr>
       <w:tr>
-        <w:tblPrEx>
-          <w:tblCellMar>
-            <w:top w:w="0" w:type="dxa"/>
-            <w:bottom w:w="0" w:type="dxa"/>
-          </w:tblCellMar>
-        </w:tblPrEx>
         <w:tc>
           <w:tcPr>
             <w:tcW w:w="2400" w:type="dxa"/>
@@ -1465,12 +1393,6 @@
         </w:tc>
       </w:tr>
       <w:tr>
-        <w:tblPrEx>
-          <w:tblCellMar>
-            <w:top w:w="0" w:type="dxa"/>
-            <w:bottom w:w="0" w:type="dxa"/>
-          </w:tblCellMar>
-        </w:tblPrEx>
         <w:tc>
           <w:tcPr>
             <w:tcW w:w="2400" w:type="dxa"/>
@@ -1495,6 +1417,7 @@
                 <w:sz w:val="17"/>
                 <w:szCs w:val="17"/>
               </w:rPr>
+              <w:lastRenderedPageBreak/>
               <w:t>data_sources/realty_income_financials.json</w:t>
             </w:r>
           </w:p>
@@ -1522,9 +1445,7 @@
                 <w:sz w:val="18"/>
                 <w:szCs w:val="18"/>
               </w:rPr>
-              <w:t xml:space="preserve">Cached SEC financial data. JSON file with revenue and net income by year. Used by </w:t>
-              <w:lastRenderedPageBreak/>
-              <w:t>the Financials tab and the chat agent.</w:t>
+              <w:t>Cached SEC financial data. JSON file with revenue and net income by year. Used by the Financials tab and the chat agent.</w:t>
             </w:r>
           </w:p>
         </w:tc>
@@ -1551,7 +1472,6 @@
                 <w:sz w:val="18"/>
                 <w:szCs w:val="18"/>
               </w:rPr>
-              <w:lastRenderedPageBreak/>
               <w:t>Local cache</w:t>
             </w:r>
           </w:p>
@@ -1585,12 +1505,6 @@
         </w:tc>
       </w:tr>
       <w:tr>
-        <w:tblPrEx>
-          <w:tblCellMar>
-            <w:top w:w="0" w:type="dxa"/>
-            <w:bottom w:w="0" w:type="dxa"/>
-          </w:tblCellMar>
-        </w:tblPrEx>
         <w:tc>
           <w:tcPr>
             <w:tcW w:w="2400" w:type="dxa"/>
@@ -1694,12 +1608,6 @@
         </w:tc>
       </w:tr>
       <w:tr>
-        <w:tblPrEx>
-          <w:tblCellMar>
-            <w:top w:w="0" w:type="dxa"/>
-            <w:bottom w:w="0" w:type="dxa"/>
-          </w:tblCellMar>
-        </w:tblPrEx>
         <w:tc>
           <w:tcPr>
             <w:tcW w:w="2400" w:type="dxa"/>
@@ -1803,12 +1711,6 @@
         </w:tc>
       </w:tr>
       <w:tr>
-        <w:tblPrEx>
-          <w:tblCellMar>
-            <w:top w:w="0" w:type="dxa"/>
-            <w:bottom w:w="0" w:type="dxa"/>
-          </w:tblCellMar>
-        </w:tblPrEx>
         <w:tc>
           <w:tcPr>
             <w:tcW w:w="2400" w:type="dxa"/>
@@ -1920,12 +1822,6 @@
         </w:tc>
       </w:tr>
       <w:tr>
-        <w:tblPrEx>
-          <w:tblCellMar>
-            <w:top w:w="0" w:type="dxa"/>
-            <w:bottom w:w="0" w:type="dxa"/>
-          </w:tblCellMar>
-        </w:tblPrEx>
         <w:tc>
           <w:tcPr>
             <w:tcW w:w="9360" w:type="dxa"/>
@@ -1959,12 +1855,6 @@
         </w:tc>
       </w:tr>
       <w:tr>
-        <w:tblPrEx>
-          <w:tblCellMar>
-            <w:top w:w="0" w:type="dxa"/>
-            <w:bottom w:w="0" w:type="dxa"/>
-          </w:tblCellMar>
-        </w:tblPrEx>
         <w:tc>
           <w:tcPr>
             <w:tcW w:w="2400" w:type="dxa"/>
@@ -2076,12 +1966,6 @@
         </w:tc>
       </w:tr>
       <w:tr>
-        <w:tblPrEx>
-          <w:tblCellMar>
-            <w:top w:w="0" w:type="dxa"/>
-            <w:bottom w:w="0" w:type="dxa"/>
-          </w:tblCellMar>
-        </w:tblPrEx>
         <w:tc>
           <w:tcPr>
             <w:tcW w:w="2400" w:type="dxa"/>
@@ -2193,12 +2077,6 @@
         </w:tc>
       </w:tr>
       <w:tr>
-        <w:tblPrEx>
-          <w:tblCellMar>
-            <w:top w:w="0" w:type="dxa"/>
-            <w:bottom w:w="0" w:type="dxa"/>
-          </w:tblCellMar>
-        </w:tblPrEx>
         <w:tc>
           <w:tcPr>
             <w:tcW w:w="2400" w:type="dxa"/>
@@ -2310,12 +2188,6 @@
         </w:tc>
       </w:tr>
       <w:tr>
-        <w:tblPrEx>
-          <w:tblCellMar>
-            <w:top w:w="0" w:type="dxa"/>
-            <w:bottom w:w="0" w:type="dxa"/>
-          </w:tblCellMar>
-        </w:tblPrEx>
         <w:tc>
           <w:tcPr>
             <w:tcW w:w="2400" w:type="dxa"/>
@@ -2427,12 +2299,6 @@
         </w:tc>
       </w:tr>
       <w:tr>
-        <w:tblPrEx>
-          <w:tblCellMar>
-            <w:top w:w="0" w:type="dxa"/>
-            <w:bottom w:w="0" w:type="dxa"/>
-          </w:tblCellMar>
-        </w:tblPrEx>
         <w:tc>
           <w:tcPr>
             <w:tcW w:w="9360" w:type="dxa"/>
@@ -2466,12 +2332,6 @@
         </w:tc>
       </w:tr>
       <w:tr>
-        <w:tblPrEx>
-          <w:tblCellMar>
-            <w:top w:w="0" w:type="dxa"/>
-            <w:bottom w:w="0" w:type="dxa"/>
-          </w:tblCellMar>
-        </w:tblPrEx>
         <w:tc>
           <w:tcPr>
             <w:tcW w:w="2400" w:type="dxa"/>
@@ -2583,12 +2443,6 @@
         </w:tc>
       </w:tr>
       <w:tr>
-        <w:tblPrEx>
-          <w:tblCellMar>
-            <w:top w:w="0" w:type="dxa"/>
-            <w:bottom w:w="0" w:type="dxa"/>
-          </w:tblCellMar>
-        </w:tblPrEx>
         <w:tc>
           <w:tcPr>
             <w:tcW w:w="2400" w:type="dxa"/>
@@ -2640,7 +2494,15 @@
                 <w:sz w:val="18"/>
                 <w:szCs w:val="18"/>
               </w:rPr>
-              <w:t>Local fallback inference for the bank model. Loads lr_bank_marketing.pkl and encoders from ml/artifacts/ at startup. Used by app.py when SageMaker is unavailable.</w:t>
+              <w:t xml:space="preserve">Local fallback inference for the bank model. Loads lr_bank_marketing.pkl and </w:t>
+            </w:r>
+            <w:r>
+              <w:rPr>
+                <w:sz w:val="18"/>
+                <w:szCs w:val="18"/>
+              </w:rPr>
+              <w:lastRenderedPageBreak/>
+              <w:t>encoders from ml/artifacts/ at startup. Used by app.py when SageMaker is unavailable.</w:t>
             </w:r>
           </w:p>
         </w:tc>
@@ -2667,6 +2529,7 @@
                 <w:sz w:val="18"/>
                 <w:szCs w:val="18"/>
               </w:rPr>
+              <w:lastRenderedPageBreak/>
               <w:t>Local (fallback)</w:t>
             </w:r>
           </w:p>
@@ -2694,18 +2557,20 @@
                 <w:sz w:val="18"/>
                 <w:szCs w:val="18"/>
               </w:rPr>
-              <w:t>Also contains model_fn / predict_fn stubs</w:t>
+              <w:t xml:space="preserve">Also contains model_fn / </w:t>
+            </w:r>
+            <w:r>
+              <w:rPr>
+                <w:sz w:val="18"/>
+                <w:szCs w:val="18"/>
+              </w:rPr>
+              <w:lastRenderedPageBreak/>
+              <w:t>predict_fn stubs</w:t>
             </w:r>
           </w:p>
         </w:tc>
       </w:tr>
       <w:tr>
-        <w:tblPrEx>
-          <w:tblCellMar>
-            <w:top w:w="0" w:type="dxa"/>
-            <w:bottom w:w="0" w:type="dxa"/>
-          </w:tblCellMar>
-        </w:tblPrEx>
         <w:tc>
           <w:tcPr>
             <w:tcW w:w="2400" w:type="dxa"/>
@@ -2818,12 +2683,6 @@
         </w:tc>
       </w:tr>
       <w:tr>
-        <w:tblPrEx>
-          <w:tblCellMar>
-            <w:top w:w="0" w:type="dxa"/>
-            <w:bottom w:w="0" w:type="dxa"/>
-          </w:tblCellMar>
-        </w:tblPrEx>
         <w:tc>
           <w:tcPr>
             <w:tcW w:w="2400" w:type="dxa"/>
@@ -2935,12 +2794,6 @@
         </w:tc>
       </w:tr>
       <w:tr>
-        <w:tblPrEx>
-          <w:tblCellMar>
-            <w:top w:w="0" w:type="dxa"/>
-            <w:bottom w:w="0" w:type="dxa"/>
-          </w:tblCellMar>
-        </w:tblPrEx>
         <w:tc>
           <w:tcPr>
             <w:tcW w:w="2400" w:type="dxa"/>
@@ -3052,12 +2905,6 @@
         </w:tc>
       </w:tr>
       <w:tr>
-        <w:tblPrEx>
-          <w:tblCellMar>
-            <w:top w:w="0" w:type="dxa"/>
-            <w:bottom w:w="0" w:type="dxa"/>
-          </w:tblCellMar>
-        </w:tblPrEx>
         <w:tc>
           <w:tcPr>
             <w:tcW w:w="2400" w:type="dxa"/>
@@ -3169,12 +3016,6 @@
         </w:tc>
       </w:tr>
       <w:tr>
-        <w:tblPrEx>
-          <w:tblCellMar>
-            <w:top w:w="0" w:type="dxa"/>
-            <w:bottom w:w="0" w:type="dxa"/>
-          </w:tblCellMar>
-        </w:tblPrEx>
         <w:tc>
           <w:tcPr>
             <w:tcW w:w="2400" w:type="dxa"/>
@@ -3199,6 +3040,7 @@
                 <w:sz w:val="17"/>
                 <w:szCs w:val="17"/>
               </w:rPr>
+              <w:lastRenderedPageBreak/>
               <w:t>ml/sagemaker_setup.py</w:t>
             </w:r>
           </w:p>
@@ -3286,12 +3128,6 @@
         </w:tc>
       </w:tr>
       <w:tr>
-        <w:tblPrEx>
-          <w:tblCellMar>
-            <w:top w:w="0" w:type="dxa"/>
-            <w:bottom w:w="0" w:type="dxa"/>
-          </w:tblCellMar>
-        </w:tblPrEx>
         <w:tc>
           <w:tcPr>
             <w:tcW w:w="2400" w:type="dxa"/>
@@ -3403,12 +3239,6 @@
         </w:tc>
       </w:tr>
       <w:tr>
-        <w:tblPrEx>
-          <w:tblCellMar>
-            <w:top w:w="0" w:type="dxa"/>
-            <w:bottom w:w="0" w:type="dxa"/>
-          </w:tblCellMar>
-        </w:tblPrEx>
         <w:tc>
           <w:tcPr>
             <w:tcW w:w="2400" w:type="dxa"/>
@@ -3520,12 +3350,6 @@
         </w:tc>
       </w:tr>
       <w:tr>
-        <w:tblPrEx>
-          <w:tblCellMar>
-            <w:top w:w="0" w:type="dxa"/>
-            <w:bottom w:w="0" w:type="dxa"/>
-          </w:tblCellMar>
-        </w:tblPrEx>
         <w:tc>
           <w:tcPr>
             <w:tcW w:w="2400" w:type="dxa"/>
@@ -3637,12 +3461,6 @@
         </w:tc>
       </w:tr>
       <w:tr>
-        <w:tblPrEx>
-          <w:tblCellMar>
-            <w:top w:w="0" w:type="dxa"/>
-            <w:bottom w:w="0" w:type="dxa"/>
-          </w:tblCellMar>
-        </w:tblPrEx>
         <w:tc>
           <w:tcPr>
             <w:tcW w:w="2400" w:type="dxa"/>
@@ -3754,12 +3572,6 @@
         </w:tc>
       </w:tr>
       <w:tr>
-        <w:tblPrEx>
-          <w:tblCellMar>
-            <w:top w:w="0" w:type="dxa"/>
-            <w:bottom w:w="0" w:type="dxa"/>
-          </w:tblCellMar>
-        </w:tblPrEx>
         <w:tc>
           <w:tcPr>
             <w:tcW w:w="2400" w:type="dxa"/>
@@ -3871,12 +3683,6 @@
         </w:tc>
       </w:tr>
       <w:tr>
-        <w:tblPrEx>
-          <w:tblCellMar>
-            <w:top w:w="0" w:type="dxa"/>
-            <w:bottom w:w="0" w:type="dxa"/>
-          </w:tblCellMar>
-        </w:tblPrEx>
         <w:tc>
           <w:tcPr>
             <w:tcW w:w="2400" w:type="dxa"/>
@@ -3988,12 +3794,6 @@
         </w:tc>
       </w:tr>
       <w:tr>
-        <w:tblPrEx>
-          <w:tblCellMar>
-            <w:top w:w="0" w:type="dxa"/>
-            <w:bottom w:w="0" w:type="dxa"/>
-          </w:tblCellMar>
-        </w:tblPrEx>
         <w:tc>
           <w:tcPr>
             <w:tcW w:w="9360" w:type="dxa"/>
@@ -4027,12 +3827,6 @@
         </w:tc>
       </w:tr>
       <w:tr>
-        <w:tblPrEx>
-          <w:tblCellMar>
-            <w:top w:w="0" w:type="dxa"/>
-            <w:bottom w:w="0" w:type="dxa"/>
-          </w:tblCellMar>
-        </w:tblPrEx>
         <w:tc>
           <w:tcPr>
             <w:tcW w:w="2400" w:type="dxa"/>
@@ -4057,6 +3851,7 @@
                 <w:sz w:val="17"/>
                 <w:szCs w:val="17"/>
               </w:rPr>
+              <w:lastRenderedPageBreak/>
               <w:t>assets/logo.png</w:t>
             </w:r>
           </w:p>
@@ -4136,12 +3931,6 @@
         </w:tc>
       </w:tr>
       <w:tr>
-        <w:tblPrEx>
-          <w:tblCellMar>
-            <w:top w:w="0" w:type="dxa"/>
-            <w:bottom w:w="0" w:type="dxa"/>
-          </w:tblCellMar>
-        </w:tblPrEx>
         <w:tc>
           <w:tcPr>
             <w:tcW w:w="2400" w:type="dxa"/>
@@ -4245,12 +4034,6 @@
         </w:tc>
       </w:tr>
       <w:tr>
-        <w:tblPrEx>
-          <w:tblCellMar>
-            <w:top w:w="0" w:type="dxa"/>
-            <w:bottom w:w="0" w:type="dxa"/>
-          </w:tblCellMar>
-        </w:tblPrEx>
         <w:tc>
           <w:tcPr>
             <w:tcW w:w="2400" w:type="dxa"/>
@@ -4497,17 +4280,11 @@
         <w:tblLook w:val="0000" w:firstRow="0" w:lastRow="0" w:firstColumn="0" w:lastColumn="0" w:noHBand="0" w:noVBand="0"/>
       </w:tblPr>
       <w:tblGrid>
-        <w:gridCol w:w="2143"/>
-        <w:gridCol w:w="2692"/>
+        <w:gridCol w:w="2159"/>
+        <w:gridCol w:w="2676"/>
         <w:gridCol w:w="4525"/>
       </w:tblGrid>
       <w:tr>
-        <w:tblPrEx>
-          <w:tblCellMar>
-            <w:top w:w="0" w:type="dxa"/>
-            <w:bottom w:w="0" w:type="dxa"/>
-          </w:tblCellMar>
-        </w:tblPrEx>
         <w:trPr>
           <w:tblHeader/>
         </w:trPr>
@@ -4603,12 +4380,6 @@
         </w:tc>
       </w:tr>
       <w:tr>
-        <w:tblPrEx>
-          <w:tblCellMar>
-            <w:top w:w="0" w:type="dxa"/>
-            <w:bottom w:w="0" w:type="dxa"/>
-          </w:tblCellMar>
-        </w:tblPrEx>
         <w:tc>
           <w:tcPr>
             <w:tcW w:w="3200" w:type="dxa"/>
@@ -4693,12 +4464,6 @@
         </w:tc>
       </w:tr>
       <w:tr>
-        <w:tblPrEx>
-          <w:tblCellMar>
-            <w:top w:w="0" w:type="dxa"/>
-            <w:bottom w:w="0" w:type="dxa"/>
-          </w:tblCellMar>
-        </w:tblPrEx>
         <w:tc>
           <w:tcPr>
             <w:tcW w:w="3200" w:type="dxa"/>
@@ -4783,12 +4548,6 @@
         </w:tc>
       </w:tr>
       <w:tr>
-        <w:tblPrEx>
-          <w:tblCellMar>
-            <w:top w:w="0" w:type="dxa"/>
-            <w:bottom w:w="0" w:type="dxa"/>
-          </w:tblCellMar>
-        </w:tblPrEx>
         <w:tc>
           <w:tcPr>
             <w:tcW w:w="3200" w:type="dxa"/>
@@ -4873,12 +4632,6 @@
         </w:tc>
       </w:tr>
       <w:tr>
-        <w:tblPrEx>
-          <w:tblCellMar>
-            <w:top w:w="0" w:type="dxa"/>
-            <w:bottom w:w="0" w:type="dxa"/>
-          </w:tblCellMar>
-        </w:tblPrEx>
         <w:tc>
           <w:tcPr>
             <w:tcW w:w="3200" w:type="dxa"/>
@@ -4963,12 +4716,6 @@
         </w:tc>
       </w:tr>
       <w:tr>
-        <w:tblPrEx>
-          <w:tblCellMar>
-            <w:top w:w="0" w:type="dxa"/>
-            <w:bottom w:w="0" w:type="dxa"/>
-          </w:tblCellMar>
-        </w:tblPrEx>
         <w:tc>
           <w:tcPr>
             <w:tcW w:w="3200" w:type="dxa"/>
@@ -5053,12 +4800,6 @@
         </w:tc>
       </w:tr>
       <w:tr>
-        <w:tblPrEx>
-          <w:tblCellMar>
-            <w:top w:w="0" w:type="dxa"/>
-            <w:bottom w:w="0" w:type="dxa"/>
-          </w:tblCellMar>
-        </w:tblPrEx>
         <w:tc>
           <w:tcPr>
             <w:tcW w:w="3200" w:type="dxa"/>
@@ -5143,12 +4884,6 @@
         </w:tc>
       </w:tr>
       <w:tr>
-        <w:tblPrEx>
-          <w:tblCellMar>
-            <w:top w:w="0" w:type="dxa"/>
-            <w:bottom w:w="0" w:type="dxa"/>
-          </w:tblCellMar>
-        </w:tblPrEx>
         <w:tc>
           <w:tcPr>
             <w:tcW w:w="3200" w:type="dxa"/>
@@ -5199,7 +4934,15 @@
                 <w:sz w:val="19"/>
                 <w:szCs w:val="19"/>
               </w:rPr>
-              <w:t>Pulls annual revenue and net income for Realty Income directly from the SEC EDGAR public API (no API key required). Data cached locally as JSON.</w:t>
+              <w:t xml:space="preserve">Pulls annual revenue and net income for Realty Income directly from the SEC EDGAR public API (no </w:t>
+            </w:r>
+            <w:r>
+              <w:rPr>
+                <w:sz w:val="19"/>
+                <w:szCs w:val="19"/>
+              </w:rPr>
+              <w:lastRenderedPageBreak/>
+              <w:t>API key required). Data cached locally as JSON.</w:t>
             </w:r>
           </w:p>
         </w:tc>
@@ -5227,18 +4970,13 @@
                 <w:sz w:val="17"/>
                 <w:szCs w:val="17"/>
               </w:rPr>
+              <w:lastRenderedPageBreak/>
               <w:t>data_sources/sec_edgar.py, data_sources/realty_income_financials.json</w:t>
             </w:r>
           </w:p>
         </w:tc>
       </w:tr>
       <w:tr>
-        <w:tblPrEx>
-          <w:tblCellMar>
-            <w:top w:w="0" w:type="dxa"/>
-            <w:bottom w:w="0" w:type="dxa"/>
-          </w:tblCellMar>
-        </w:tblPrEx>
         <w:tc>
           <w:tcPr>
             <w:tcW w:w="3200" w:type="dxa"/>
@@ -5263,7 +5001,6 @@
                 <w:sz w:val="19"/>
                 <w:szCs w:val="19"/>
               </w:rPr>
-              <w:lastRenderedPageBreak/>
               <w:t>Multi-cloud architecture</w:t>
             </w:r>
           </w:p>
@@ -5324,12 +5061,6 @@
         </w:tc>
       </w:tr>
       <w:tr>
-        <w:tblPrEx>
-          <w:tblCellMar>
-            <w:top w:w="0" w:type="dxa"/>
-            <w:bottom w:w="0" w:type="dxa"/>
-          </w:tblCellMar>
-        </w:tblPrEx>
         <w:tc>
           <w:tcPr>
             <w:tcW w:w="3200" w:type="dxa"/>
@@ -5414,12 +5145,6 @@
         </w:tc>
       </w:tr>
       <w:tr>
-        <w:tblPrEx>
-          <w:tblCellMar>
-            <w:top w:w="0" w:type="dxa"/>
-            <w:bottom w:w="0" w:type="dxa"/>
-          </w:tblCellMar>
-        </w:tblPrEx>
         <w:tc>
           <w:tcPr>
             <w:tcW w:w="3200" w:type="dxa"/>
@@ -5771,12 +5496,6 @@
         <w:gridCol w:w="6160"/>
       </w:tblGrid>
       <w:tr>
-        <w:tblPrEx>
-          <w:tblCellMar>
-            <w:top w:w="0" w:type="dxa"/>
-            <w:bottom w:w="0" w:type="dxa"/>
-          </w:tblCellMar>
-        </w:tblPrEx>
         <w:trPr>
           <w:tblHeader/>
         </w:trPr>
@@ -5842,12 +5561,6 @@
         </w:tc>
       </w:tr>
       <w:tr>
-        <w:tblPrEx>
-          <w:tblCellMar>
-            <w:top w:w="0" w:type="dxa"/>
-            <w:bottom w:w="0" w:type="dxa"/>
-          </w:tblCellMar>
-        </w:tblPrEx>
         <w:tc>
           <w:tcPr>
             <w:tcW w:w="3200" w:type="dxa"/>
@@ -5904,12 +5617,6 @@
         </w:tc>
       </w:tr>
       <w:tr>
-        <w:tblPrEx>
-          <w:tblCellMar>
-            <w:top w:w="0" w:type="dxa"/>
-            <w:bottom w:w="0" w:type="dxa"/>
-          </w:tblCellMar>
-        </w:tblPrEx>
         <w:tc>
           <w:tcPr>
             <w:tcW w:w="3200" w:type="dxa"/>
@@ -5966,12 +5673,6 @@
         </w:tc>
       </w:tr>
       <w:tr>
-        <w:tblPrEx>
-          <w:tblCellMar>
-            <w:top w:w="0" w:type="dxa"/>
-            <w:bottom w:w="0" w:type="dxa"/>
-          </w:tblCellMar>
-        </w:tblPrEx>
         <w:tc>
           <w:tcPr>
             <w:tcW w:w="3200" w:type="dxa"/>
@@ -6028,12 +5729,6 @@
         </w:tc>
       </w:tr>
       <w:tr>
-        <w:tblPrEx>
-          <w:tblCellMar>
-            <w:top w:w="0" w:type="dxa"/>
-            <w:bottom w:w="0" w:type="dxa"/>
-          </w:tblCellMar>
-        </w:tblPrEx>
         <w:tc>
           <w:tcPr>
             <w:tcW w:w="3200" w:type="dxa"/>
@@ -6090,12 +5785,6 @@
         </w:tc>
       </w:tr>
       <w:tr>
-        <w:tblPrEx>
-          <w:tblCellMar>
-            <w:top w:w="0" w:type="dxa"/>
-            <w:bottom w:w="0" w:type="dxa"/>
-          </w:tblCellMar>
-        </w:tblPrEx>
         <w:tc>
           <w:tcPr>
             <w:tcW w:w="3200" w:type="dxa"/>
@@ -6152,12 +5841,6 @@
         </w:tc>
       </w:tr>
       <w:tr>
-        <w:tblPrEx>
-          <w:tblCellMar>
-            <w:top w:w="0" w:type="dxa"/>
-            <w:bottom w:w="0" w:type="dxa"/>
-          </w:tblCellMar>
-        </w:tblPrEx>
         <w:tc>
           <w:tcPr>
             <w:tcW w:w="3200" w:type="dxa"/>
@@ -6214,12 +5897,6 @@
         </w:tc>
       </w:tr>
       <w:tr>
-        <w:tblPrEx>
-          <w:tblCellMar>
-            <w:top w:w="0" w:type="dxa"/>
-            <w:bottom w:w="0" w:type="dxa"/>
-          </w:tblCellMar>
-        </w:tblPrEx>
         <w:tc>
           <w:tcPr>
             <w:tcW w:w="3200" w:type="dxa"/>
@@ -6276,12 +5953,6 @@
         </w:tc>
       </w:tr>
       <w:tr>
-        <w:tblPrEx>
-          <w:tblCellMar>
-            <w:top w:w="0" w:type="dxa"/>
-            <w:bottom w:w="0" w:type="dxa"/>
-          </w:tblCellMar>
-        </w:tblPrEx>
         <w:tc>
           <w:tcPr>
             <w:tcW w:w="3200" w:type="dxa"/>
@@ -6338,12 +6009,6 @@
         </w:tc>
       </w:tr>
       <w:tr>
-        <w:tblPrEx>
-          <w:tblCellMar>
-            <w:top w:w="0" w:type="dxa"/>
-            <w:bottom w:w="0" w:type="dxa"/>
-          </w:tblCellMar>
-        </w:tblPrEx>
         <w:tc>
           <w:tcPr>
             <w:tcW w:w="3200" w:type="dxa"/>
@@ -6924,7 +6589,6 @@
         <w:pStyle w:val="Heading2"/>
       </w:pPr>
       <w:r>
-        <w:lastRenderedPageBreak/>
         <w:t>Database (30 sec)</w:t>
       </w:r>
     </w:p>
